--- a/n5-cs/ddd/N5-DDD-Membership/assets/Membership.docx
+++ b/n5-cs/ddd/N5-DDD-Membership/assets/Membership.docx
@@ -43,22 +43,6 @@
         </w:rPr>
         <w:t xml:space="preserve">SELECT </w:t>
       </w:r>
-      <w:proofErr w:type="spellStart"/>
-      <w:r>
-        <w:rPr>
-          <w:rFonts w:ascii="Consolas" w:hAnsi="Consolas"/>
-          <w:sz w:val="28"/>
-        </w:rPr>
-        <w:t>clubID</w:t>
-      </w:r>
-      <w:proofErr w:type="spellEnd"/>
-      <w:r>
-        <w:rPr>
-          <w:rFonts w:ascii="Consolas" w:hAnsi="Consolas"/>
-          <w:sz w:val="28"/>
-        </w:rPr>
-        <w:t xml:space="preserve">, </w:t>
-      </w:r>
       <w:r>
         <w:rPr>
           <w:rFonts w:ascii="Consolas" w:hAnsi="Consolas"/>
@@ -73,6 +57,29 @@
         </w:rPr>
         <w:t>ame</w:t>
       </w:r>
+      <w:r>
+        <w:rPr>
+          <w:rFonts w:ascii="Consolas" w:hAnsi="Consolas"/>
+          <w:sz w:val="28"/>
+        </w:rPr>
+        <w:t xml:space="preserve">, </w:t>
+      </w:r>
+      <w:proofErr w:type="spellStart"/>
+      <w:r>
+        <w:rPr>
+          <w:rFonts w:ascii="Consolas" w:hAnsi="Consolas"/>
+          <w:sz w:val="28"/>
+        </w:rPr>
+        <w:t>clubI</w:t>
+      </w:r>
+      <w:r>
+        <w:rPr>
+          <w:rFonts w:ascii="Consolas" w:hAnsi="Consolas"/>
+          <w:sz w:val="28"/>
+        </w:rPr>
+        <w:t>D</w:t>
+      </w:r>
+      <w:proofErr w:type="spellEnd"/>
     </w:p>
     <w:p>
       <w:pPr>
@@ -121,8 +128,8 @@
         <w:tblLook w:val="04A0" w:firstRow="1" w:lastRow="0" w:firstColumn="1" w:lastColumn="0" w:noHBand="0" w:noVBand="1"/>
       </w:tblPr>
       <w:tblGrid>
+        <w:gridCol w:w="1390"/>
         <w:gridCol w:w="862"/>
-        <w:gridCol w:w="1390"/>
       </w:tblGrid>
       <w:tr>
         <w:trPr>
@@ -138,7 +145,6 @@
               <w:right w:val="outset" w:sz="6" w:space="0" w:color="auto"/>
             </w:tcBorders>
             <w:vAlign w:val="center"/>
-            <w:hideMark/>
           </w:tcPr>
           <w:p>
             <w:pPr>
@@ -152,7 +158,6 @@
                 <w:lang w:eastAsia="en-GB"/>
               </w:rPr>
             </w:pPr>
-            <w:proofErr w:type="spellStart"/>
             <w:r>
               <w:rPr>
                 <w:rFonts w:ascii="Consolas" w:eastAsia="Times New Roman" w:hAnsi="Consolas" w:cs="Times New Roman"/>
@@ -161,9 +166,8 @@
                 <w:szCs w:val="24"/>
                 <w:lang w:eastAsia="en-GB"/>
               </w:rPr>
-              <w:t>clubID</w:t>
-            </w:r>
-            <w:proofErr w:type="spellEnd"/>
+              <w:t>name</w:t>
+            </w:r>
           </w:p>
         </w:tc>
         <w:tc>
@@ -190,6 +194,7 @@
                 <w:lang w:eastAsia="en-GB"/>
               </w:rPr>
             </w:pPr>
+            <w:proofErr w:type="spellStart"/>
             <w:r>
               <w:rPr>
                 <w:rFonts w:ascii="Consolas" w:eastAsia="Times New Roman" w:hAnsi="Consolas" w:cs="Times New Roman"/>
@@ -198,8 +203,9 @@
                 <w:szCs w:val="24"/>
                 <w:lang w:eastAsia="en-GB"/>
               </w:rPr>
-              <w:t>name</w:t>
-            </w:r>
+              <w:t>clubID</w:t>
+            </w:r>
+            <w:proofErr w:type="spellEnd"/>
           </w:p>
         </w:tc>
       </w:tr>
@@ -218,6 +224,39 @@
             </w:tcBorders>
             <w:shd w:val="clear" w:color="auto" w:fill="FFFFFF"/>
             <w:vAlign w:val="center"/>
+          </w:tcPr>
+          <w:p>
+            <w:pPr>
+              <w:spacing w:before="0" w:after="0"/>
+              <w:rPr>
+                <w:rFonts w:ascii="Consolas" w:eastAsia="Times New Roman" w:hAnsi="Consolas" w:cs="Times New Roman"/>
+                <w:color w:val="000000"/>
+                <w:szCs w:val="24"/>
+                <w:lang w:eastAsia="en-GB"/>
+              </w:rPr>
+            </w:pPr>
+            <w:r>
+              <w:rPr>
+                <w:rFonts w:ascii="Consolas" w:eastAsia="Times New Roman" w:hAnsi="Consolas" w:cs="Times New Roman"/>
+                <w:color w:val="000000"/>
+                <w:szCs w:val="24"/>
+                <w:lang w:eastAsia="en-GB"/>
+              </w:rPr>
+              <w:t>Well Life</w:t>
+            </w:r>
+          </w:p>
+        </w:tc>
+        <w:tc>
+          <w:tcPr>
+            <w:tcW w:w="0" w:type="auto"/>
+            <w:tcBorders>
+              <w:top w:val="outset" w:sz="6" w:space="0" w:color="auto"/>
+              <w:left w:val="outset" w:sz="6" w:space="0" w:color="auto"/>
+              <w:bottom w:val="outset" w:sz="6" w:space="0" w:color="auto"/>
+              <w:right w:val="outset" w:sz="6" w:space="0" w:color="auto"/>
+            </w:tcBorders>
+            <w:shd w:val="clear" w:color="auto" w:fill="FFFFFF"/>
+            <w:vAlign w:val="center"/>
             <w:hideMark/>
           </w:tcPr>
           <w:p>
@@ -241,40 +280,8 @@
             </w:r>
           </w:p>
         </w:tc>
-        <w:tc>
-          <w:tcPr>
-            <w:tcW w:w="0" w:type="auto"/>
-            <w:tcBorders>
-              <w:top w:val="outset" w:sz="6" w:space="0" w:color="auto"/>
-              <w:left w:val="outset" w:sz="6" w:space="0" w:color="auto"/>
-              <w:bottom w:val="outset" w:sz="6" w:space="0" w:color="auto"/>
-              <w:right w:val="outset" w:sz="6" w:space="0" w:color="auto"/>
-            </w:tcBorders>
-            <w:shd w:val="clear" w:color="auto" w:fill="FFFFFF"/>
-            <w:vAlign w:val="center"/>
-            <w:hideMark/>
-          </w:tcPr>
-          <w:p>
-            <w:pPr>
-              <w:spacing w:before="0" w:after="0"/>
-              <w:rPr>
-                <w:rFonts w:ascii="Consolas" w:eastAsia="Times New Roman" w:hAnsi="Consolas" w:cs="Times New Roman"/>
-                <w:color w:val="000000"/>
-                <w:szCs w:val="24"/>
-                <w:lang w:eastAsia="en-GB"/>
-              </w:rPr>
-            </w:pPr>
-            <w:r>
-              <w:rPr>
-                <w:rFonts w:ascii="Consolas" w:eastAsia="Times New Roman" w:hAnsi="Consolas" w:cs="Times New Roman"/>
-                <w:color w:val="000000"/>
-                <w:szCs w:val="24"/>
-                <w:lang w:eastAsia="en-GB"/>
-              </w:rPr>
-              <w:t>Well Life</w:t>
-            </w:r>
-          </w:p>
-        </w:tc>
+        <w:bookmarkStart w:id="0" w:name="_GoBack"/>
+        <w:bookmarkEnd w:id="0"/>
       </w:tr>
       <w:tr>
         <w:trPr>
@@ -291,6 +298,41 @@
             </w:tcBorders>
             <w:shd w:val="clear" w:color="auto" w:fill="FFFFFF"/>
             <w:vAlign w:val="center"/>
+          </w:tcPr>
+          <w:p>
+            <w:pPr>
+              <w:spacing w:before="0" w:after="0"/>
+              <w:rPr>
+                <w:rFonts w:ascii="Consolas" w:eastAsia="Times New Roman" w:hAnsi="Consolas" w:cs="Times New Roman"/>
+                <w:color w:val="000000"/>
+                <w:szCs w:val="24"/>
+                <w:lang w:eastAsia="en-GB"/>
+              </w:rPr>
+            </w:pPr>
+            <w:proofErr w:type="spellStart"/>
+            <w:r>
+              <w:rPr>
+                <w:rFonts w:ascii="Consolas" w:eastAsia="Times New Roman" w:hAnsi="Consolas" w:cs="Times New Roman"/>
+                <w:color w:val="000000"/>
+                <w:szCs w:val="24"/>
+                <w:lang w:eastAsia="en-GB"/>
+              </w:rPr>
+              <w:t>KickAbout</w:t>
+            </w:r>
+            <w:proofErr w:type="spellEnd"/>
+          </w:p>
+        </w:tc>
+        <w:tc>
+          <w:tcPr>
+            <w:tcW w:w="0" w:type="auto"/>
+            <w:tcBorders>
+              <w:top w:val="outset" w:sz="6" w:space="0" w:color="auto"/>
+              <w:left w:val="outset" w:sz="6" w:space="0" w:color="auto"/>
+              <w:bottom w:val="outset" w:sz="6" w:space="0" w:color="auto"/>
+              <w:right w:val="outset" w:sz="6" w:space="0" w:color="auto"/>
+            </w:tcBorders>
+            <w:shd w:val="clear" w:color="auto" w:fill="FFFFFF"/>
+            <w:vAlign w:val="center"/>
             <w:hideMark/>
           </w:tcPr>
           <w:p>
@@ -312,42 +354,6 @@
               </w:rPr>
               <w:t>SP128</w:t>
             </w:r>
-          </w:p>
-        </w:tc>
-        <w:tc>
-          <w:tcPr>
-            <w:tcW w:w="0" w:type="auto"/>
-            <w:tcBorders>
-              <w:top w:val="outset" w:sz="6" w:space="0" w:color="auto"/>
-              <w:left w:val="outset" w:sz="6" w:space="0" w:color="auto"/>
-              <w:bottom w:val="outset" w:sz="6" w:space="0" w:color="auto"/>
-              <w:right w:val="outset" w:sz="6" w:space="0" w:color="auto"/>
-            </w:tcBorders>
-            <w:shd w:val="clear" w:color="auto" w:fill="FFFFFF"/>
-            <w:vAlign w:val="center"/>
-            <w:hideMark/>
-          </w:tcPr>
-          <w:p>
-            <w:pPr>
-              <w:spacing w:before="0" w:after="0"/>
-              <w:rPr>
-                <w:rFonts w:ascii="Consolas" w:eastAsia="Times New Roman" w:hAnsi="Consolas" w:cs="Times New Roman"/>
-                <w:color w:val="000000"/>
-                <w:szCs w:val="24"/>
-                <w:lang w:eastAsia="en-GB"/>
-              </w:rPr>
-            </w:pPr>
-            <w:proofErr w:type="spellStart"/>
-            <w:r>
-              <w:rPr>
-                <w:rFonts w:ascii="Consolas" w:eastAsia="Times New Roman" w:hAnsi="Consolas" w:cs="Times New Roman"/>
-                <w:color w:val="000000"/>
-                <w:szCs w:val="24"/>
-                <w:lang w:eastAsia="en-GB"/>
-              </w:rPr>
-              <w:t>KickAbout</w:t>
-            </w:r>
-            <w:proofErr w:type="spellEnd"/>
           </w:p>
         </w:tc>
       </w:tr>
@@ -366,6 +372,39 @@
             </w:tcBorders>
             <w:shd w:val="clear" w:color="auto" w:fill="FFFFFF"/>
             <w:vAlign w:val="center"/>
+          </w:tcPr>
+          <w:p>
+            <w:pPr>
+              <w:spacing w:before="0" w:after="0"/>
+              <w:rPr>
+                <w:rFonts w:ascii="Consolas" w:eastAsia="Times New Roman" w:hAnsi="Consolas" w:cs="Times New Roman"/>
+                <w:color w:val="000000"/>
+                <w:szCs w:val="24"/>
+                <w:lang w:eastAsia="en-GB"/>
+              </w:rPr>
+            </w:pPr>
+            <w:r>
+              <w:rPr>
+                <w:rFonts w:ascii="Consolas" w:eastAsia="Times New Roman" w:hAnsi="Consolas" w:cs="Times New Roman"/>
+                <w:color w:val="000000"/>
+                <w:szCs w:val="24"/>
+                <w:lang w:eastAsia="en-GB"/>
+              </w:rPr>
+              <w:t>Puddles</w:t>
+            </w:r>
+          </w:p>
+        </w:tc>
+        <w:tc>
+          <w:tcPr>
+            <w:tcW w:w="0" w:type="auto"/>
+            <w:tcBorders>
+              <w:top w:val="outset" w:sz="6" w:space="0" w:color="auto"/>
+              <w:left w:val="outset" w:sz="6" w:space="0" w:color="auto"/>
+              <w:bottom w:val="outset" w:sz="6" w:space="0" w:color="auto"/>
+              <w:right w:val="outset" w:sz="6" w:space="0" w:color="auto"/>
+            </w:tcBorders>
+            <w:shd w:val="clear" w:color="auto" w:fill="FFFFFF"/>
+            <w:vAlign w:val="center"/>
             <w:hideMark/>
           </w:tcPr>
           <w:p>
@@ -386,40 +425,6 @@
                 <w:lang w:eastAsia="en-GB"/>
               </w:rPr>
               <w:t>SP197</w:t>
-            </w:r>
-          </w:p>
-        </w:tc>
-        <w:tc>
-          <w:tcPr>
-            <w:tcW w:w="0" w:type="auto"/>
-            <w:tcBorders>
-              <w:top w:val="outset" w:sz="6" w:space="0" w:color="auto"/>
-              <w:left w:val="outset" w:sz="6" w:space="0" w:color="auto"/>
-              <w:bottom w:val="outset" w:sz="6" w:space="0" w:color="auto"/>
-              <w:right w:val="outset" w:sz="6" w:space="0" w:color="auto"/>
-            </w:tcBorders>
-            <w:shd w:val="clear" w:color="auto" w:fill="FFFFFF"/>
-            <w:vAlign w:val="center"/>
-            <w:hideMark/>
-          </w:tcPr>
-          <w:p>
-            <w:pPr>
-              <w:spacing w:before="0" w:after="0"/>
-              <w:rPr>
-                <w:rFonts w:ascii="Consolas" w:eastAsia="Times New Roman" w:hAnsi="Consolas" w:cs="Times New Roman"/>
-                <w:color w:val="000000"/>
-                <w:szCs w:val="24"/>
-                <w:lang w:eastAsia="en-GB"/>
-              </w:rPr>
-            </w:pPr>
-            <w:r>
-              <w:rPr>
-                <w:rFonts w:ascii="Consolas" w:eastAsia="Times New Roman" w:hAnsi="Consolas" w:cs="Times New Roman"/>
-                <w:color w:val="000000"/>
-                <w:szCs w:val="24"/>
-                <w:lang w:eastAsia="en-GB"/>
-              </w:rPr>
-              <w:t>Puddles</w:t>
             </w:r>
           </w:p>
         </w:tc>
@@ -439,6 +444,39 @@
             </w:tcBorders>
             <w:shd w:val="clear" w:color="auto" w:fill="FFFFFF"/>
             <w:vAlign w:val="center"/>
+          </w:tcPr>
+          <w:p>
+            <w:pPr>
+              <w:spacing w:before="0" w:after="0"/>
+              <w:rPr>
+                <w:rFonts w:ascii="Consolas" w:eastAsia="Times New Roman" w:hAnsi="Consolas" w:cs="Times New Roman"/>
+                <w:color w:val="000000"/>
+                <w:szCs w:val="24"/>
+                <w:lang w:eastAsia="en-GB"/>
+              </w:rPr>
+            </w:pPr>
+            <w:r>
+              <w:rPr>
+                <w:rFonts w:ascii="Consolas" w:eastAsia="Times New Roman" w:hAnsi="Consolas" w:cs="Times New Roman"/>
+                <w:color w:val="000000"/>
+                <w:szCs w:val="24"/>
+                <w:lang w:eastAsia="en-GB"/>
+              </w:rPr>
+              <w:t>Trim</w:t>
+            </w:r>
+          </w:p>
+        </w:tc>
+        <w:tc>
+          <w:tcPr>
+            <w:tcW w:w="0" w:type="auto"/>
+            <w:tcBorders>
+              <w:top w:val="outset" w:sz="6" w:space="0" w:color="auto"/>
+              <w:left w:val="outset" w:sz="6" w:space="0" w:color="auto"/>
+              <w:bottom w:val="outset" w:sz="6" w:space="0" w:color="auto"/>
+              <w:right w:val="outset" w:sz="6" w:space="0" w:color="auto"/>
+            </w:tcBorders>
+            <w:shd w:val="clear" w:color="auto" w:fill="FFFFFF"/>
+            <w:vAlign w:val="center"/>
             <w:hideMark/>
           </w:tcPr>
           <w:p>
@@ -459,40 +497,6 @@
                 <w:lang w:eastAsia="en-GB"/>
               </w:rPr>
               <w:t>SP324</w:t>
-            </w:r>
-          </w:p>
-        </w:tc>
-        <w:tc>
-          <w:tcPr>
-            <w:tcW w:w="0" w:type="auto"/>
-            <w:tcBorders>
-              <w:top w:val="outset" w:sz="6" w:space="0" w:color="auto"/>
-              <w:left w:val="outset" w:sz="6" w:space="0" w:color="auto"/>
-              <w:bottom w:val="outset" w:sz="6" w:space="0" w:color="auto"/>
-              <w:right w:val="outset" w:sz="6" w:space="0" w:color="auto"/>
-            </w:tcBorders>
-            <w:shd w:val="clear" w:color="auto" w:fill="FFFFFF"/>
-            <w:vAlign w:val="center"/>
-            <w:hideMark/>
-          </w:tcPr>
-          <w:p>
-            <w:pPr>
-              <w:spacing w:before="0" w:after="0"/>
-              <w:rPr>
-                <w:rFonts w:ascii="Consolas" w:eastAsia="Times New Roman" w:hAnsi="Consolas" w:cs="Times New Roman"/>
-                <w:color w:val="000000"/>
-                <w:szCs w:val="24"/>
-                <w:lang w:eastAsia="en-GB"/>
-              </w:rPr>
-            </w:pPr>
-            <w:r>
-              <w:rPr>
-                <w:rFonts w:ascii="Consolas" w:eastAsia="Times New Roman" w:hAnsi="Consolas" w:cs="Times New Roman"/>
-                <w:color w:val="000000"/>
-                <w:szCs w:val="24"/>
-                <w:lang w:eastAsia="en-GB"/>
-              </w:rPr>
-              <w:t>Trim</w:t>
             </w:r>
           </w:p>
         </w:tc>
@@ -512,6 +516,39 @@
             </w:tcBorders>
             <w:shd w:val="clear" w:color="auto" w:fill="FFFFFF"/>
             <w:vAlign w:val="center"/>
+          </w:tcPr>
+          <w:p>
+            <w:pPr>
+              <w:spacing w:before="0" w:after="0"/>
+              <w:rPr>
+                <w:rFonts w:ascii="Consolas" w:eastAsia="Times New Roman" w:hAnsi="Consolas" w:cs="Times New Roman"/>
+                <w:color w:val="000000"/>
+                <w:szCs w:val="24"/>
+                <w:lang w:eastAsia="en-GB"/>
+              </w:rPr>
+            </w:pPr>
+            <w:r>
+              <w:rPr>
+                <w:rFonts w:ascii="Consolas" w:eastAsia="Times New Roman" w:hAnsi="Consolas" w:cs="Times New Roman"/>
+                <w:color w:val="000000"/>
+                <w:szCs w:val="24"/>
+                <w:lang w:eastAsia="en-GB"/>
+              </w:rPr>
+              <w:t>Living Fit</w:t>
+            </w:r>
+          </w:p>
+        </w:tc>
+        <w:tc>
+          <w:tcPr>
+            <w:tcW w:w="0" w:type="auto"/>
+            <w:tcBorders>
+              <w:top w:val="outset" w:sz="6" w:space="0" w:color="auto"/>
+              <w:left w:val="outset" w:sz="6" w:space="0" w:color="auto"/>
+              <w:bottom w:val="outset" w:sz="6" w:space="0" w:color="auto"/>
+              <w:right w:val="outset" w:sz="6" w:space="0" w:color="auto"/>
+            </w:tcBorders>
+            <w:shd w:val="clear" w:color="auto" w:fill="FFFFFF"/>
+            <w:vAlign w:val="center"/>
             <w:hideMark/>
           </w:tcPr>
           <w:p>
@@ -532,40 +569,6 @@
                 <w:lang w:eastAsia="en-GB"/>
               </w:rPr>
               <w:t>SP345</w:t>
-            </w:r>
-          </w:p>
-        </w:tc>
-        <w:tc>
-          <w:tcPr>
-            <w:tcW w:w="0" w:type="auto"/>
-            <w:tcBorders>
-              <w:top w:val="outset" w:sz="6" w:space="0" w:color="auto"/>
-              <w:left w:val="outset" w:sz="6" w:space="0" w:color="auto"/>
-              <w:bottom w:val="outset" w:sz="6" w:space="0" w:color="auto"/>
-              <w:right w:val="outset" w:sz="6" w:space="0" w:color="auto"/>
-            </w:tcBorders>
-            <w:shd w:val="clear" w:color="auto" w:fill="FFFFFF"/>
-            <w:vAlign w:val="center"/>
-            <w:hideMark/>
-          </w:tcPr>
-          <w:p>
-            <w:pPr>
-              <w:spacing w:before="0" w:after="0"/>
-              <w:rPr>
-                <w:rFonts w:ascii="Consolas" w:eastAsia="Times New Roman" w:hAnsi="Consolas" w:cs="Times New Roman"/>
-                <w:color w:val="000000"/>
-                <w:szCs w:val="24"/>
-                <w:lang w:eastAsia="en-GB"/>
-              </w:rPr>
-            </w:pPr>
-            <w:r>
-              <w:rPr>
-                <w:rFonts w:ascii="Consolas" w:eastAsia="Times New Roman" w:hAnsi="Consolas" w:cs="Times New Roman"/>
-                <w:color w:val="000000"/>
-                <w:szCs w:val="24"/>
-                <w:lang w:eastAsia="en-GB"/>
-              </w:rPr>
-              <w:t>Living Fit</w:t>
             </w:r>
           </w:p>
         </w:tc>
@@ -2178,8 +2181,6 @@
         <w:lastRenderedPageBreak/>
         <w:t>T</w:t>
       </w:r>
-      <w:bookmarkStart w:id="0" w:name="_GoBack"/>
-      <w:bookmarkEnd w:id="0"/>
     </w:p>
     <w:p>
       <w:pPr>

--- a/n5-cs/ddd/N5-DDD-Membership/assets/Membership.docx
+++ b/n5-cs/ddd/N5-DDD-Membership/assets/Membership.docx
@@ -20,12 +20,17 @@
     </w:p>
     <w:p>
       <w:pPr>
+        <w:pStyle w:val="Heading2"/>
+      </w:pPr>
+      <w:r>
+        <w:t>Part 1</w:t>
+      </w:r>
+    </w:p>
+    <w:p>
+      <w:pPr>
         <w:pStyle w:val="ListParagraph"/>
         <w:ind w:left="567" w:hanging="567"/>
       </w:pPr>
-      <w:r>
-        <w:t>Task 1</w:t>
-      </w:r>
     </w:p>
     <w:p>
       <w:pPr>
@@ -280,8 +285,6 @@
             </w:r>
           </w:p>
         </w:tc>
-        <w:bookmarkStart w:id="0" w:name="_GoBack"/>
-        <w:bookmarkEnd w:id="0"/>
       </w:tr>
       <w:tr>
         <w:trPr>
@@ -579,9 +582,6 @@
         <w:pStyle w:val="ListParagraph"/>
         <w:ind w:left="567" w:hanging="567"/>
       </w:pPr>
-      <w:r>
-        <w:t>Task 2</w:t>
-      </w:r>
     </w:p>
     <w:p>
       <w:pPr>
@@ -621,7 +621,14 @@
           <w:rFonts w:ascii="Consolas" w:hAnsi="Consolas"/>
           <w:sz w:val="28"/>
         </w:rPr>
-        <w:t>LastName</w:t>
+        <w:t>l</w:t>
+      </w:r>
+      <w:r>
+        <w:rPr>
+          <w:rFonts w:ascii="Consolas" w:hAnsi="Consolas"/>
+          <w:sz w:val="28"/>
+        </w:rPr>
+        <w:t>astName</w:t>
       </w:r>
       <w:proofErr w:type="spellEnd"/>
       <w:r>
@@ -1358,9 +1365,6 @@
         <w:pStyle w:val="ListParagraph"/>
         <w:ind w:left="567" w:hanging="567"/>
       </w:pPr>
-      <w:r>
-        <w:t>Task 3</w:t>
-      </w:r>
     </w:p>
     <w:p>
       <w:pPr>
@@ -1400,7 +1404,14 @@
           <w:rFonts w:ascii="Consolas" w:hAnsi="Consolas"/>
           <w:sz w:val="28"/>
         </w:rPr>
-        <w:t>LastName</w:t>
+        <w:t>l</w:t>
+      </w:r>
+      <w:r>
+        <w:rPr>
+          <w:rFonts w:ascii="Consolas" w:hAnsi="Consolas"/>
+          <w:sz w:val="28"/>
+        </w:rPr>
+        <w:t>astName</w:t>
       </w:r>
       <w:proofErr w:type="spellEnd"/>
       <w:r>
@@ -1467,7 +1478,14 @@
           <w:rFonts w:ascii="Consolas" w:hAnsi="Consolas"/>
           <w:sz w:val="28"/>
         </w:rPr>
-        <w:t>LastName</w:t>
+        <w:t>l</w:t>
+      </w:r>
+      <w:r>
+        <w:rPr>
+          <w:rFonts w:ascii="Consolas" w:hAnsi="Consolas"/>
+          <w:sz w:val="28"/>
+        </w:rPr>
+        <w:t>astName</w:t>
       </w:r>
       <w:proofErr w:type="spellEnd"/>
       <w:r>
@@ -2177,10 +2195,6 @@
         <w:pStyle w:val="ListParagraph"/>
         <w:ind w:left="567" w:hanging="567"/>
       </w:pPr>
-      <w:r>
-        <w:lastRenderedPageBreak/>
-        <w:t>T</w:t>
-      </w:r>
     </w:p>
     <w:p>
       <w:pPr>
@@ -3566,7 +3580,14 @@
           <w:rFonts w:ascii="Consolas" w:hAnsi="Consolas"/>
           <w:sz w:val="28"/>
         </w:rPr>
-        <w:t>LastName</w:t>
+        <w:t>l</w:t>
+      </w:r>
+      <w:r>
+        <w:rPr>
+          <w:rFonts w:ascii="Consolas" w:hAnsi="Consolas"/>
+          <w:sz w:val="28"/>
+        </w:rPr>
+        <w:t>astName</w:t>
       </w:r>
       <w:proofErr w:type="spellEnd"/>
     </w:p>
@@ -5399,7 +5420,14 @@
           <w:rFonts w:ascii="Consolas" w:hAnsi="Consolas"/>
           <w:sz w:val="28"/>
         </w:rPr>
-        <w:t>LastName</w:t>
+        <w:t>l</w:t>
+      </w:r>
+      <w:r>
+        <w:rPr>
+          <w:rFonts w:ascii="Consolas" w:hAnsi="Consolas"/>
+          <w:sz w:val="28"/>
+        </w:rPr>
+        <w:t>astName</w:t>
       </w:r>
       <w:proofErr w:type="spellEnd"/>
       <w:r>
@@ -6172,6 +6200,24 @@
         </w:tc>
       </w:tr>
     </w:tbl>
+    <w:p/>
+    <w:p>
+      <w:r>
+        <w:br w:type="page"/>
+      </w:r>
+    </w:p>
+    <w:p>
+      <w:pPr>
+        <w:pStyle w:val="Heading2"/>
+      </w:pPr>
+      <w:r>
+        <w:lastRenderedPageBreak/>
+        <w:t xml:space="preserve">Part </w:t>
+      </w:r>
+      <w:r>
+        <w:t>2</w:t>
+      </w:r>
+    </w:p>
     <w:p>
       <w:pPr>
         <w:pStyle w:val="ListParagraph"/>
@@ -6216,7 +6262,14 @@
           <w:rFonts w:ascii="Consolas" w:hAnsi="Consolas"/>
           <w:sz w:val="28"/>
         </w:rPr>
-        <w:t>LastName</w:t>
+        <w:t>l</w:t>
+      </w:r>
+      <w:r>
+        <w:rPr>
+          <w:rFonts w:ascii="Consolas" w:hAnsi="Consolas"/>
+          <w:sz w:val="28"/>
+        </w:rPr>
+        <w:t>astName</w:t>
       </w:r>
       <w:proofErr w:type="spellEnd"/>
       <w:r>
@@ -6381,7 +6434,14 @@
           <w:rFonts w:ascii="Consolas" w:hAnsi="Consolas"/>
           <w:sz w:val="28"/>
         </w:rPr>
-        <w:t>LastName</w:t>
+        <w:t>l</w:t>
+      </w:r>
+      <w:r>
+        <w:rPr>
+          <w:rFonts w:ascii="Consolas" w:hAnsi="Consolas"/>
+          <w:sz w:val="28"/>
+        </w:rPr>
+        <w:t>astName</w:t>
       </w:r>
       <w:proofErr w:type="spellEnd"/>
       <w:r>
@@ -7735,6 +7795,2621 @@
         </w:tc>
       </w:tr>
     </w:tbl>
+    <w:p/>
+    <w:p>
+      <w:r>
+        <w:br w:type="page"/>
+      </w:r>
+    </w:p>
+    <w:p>
+      <w:pPr>
+        <w:pStyle w:val="ListParagraph"/>
+        <w:ind w:left="567" w:hanging="567"/>
+      </w:pPr>
+    </w:p>
+    <w:p>
+      <w:pPr>
+        <w:spacing w:before="0" w:after="0"/>
+        <w:ind w:left="567"/>
+        <w:rPr>
+          <w:rFonts w:ascii="Consolas" w:hAnsi="Consolas"/>
+          <w:sz w:val="28"/>
+        </w:rPr>
+      </w:pPr>
+      <w:r>
+        <w:rPr>
+          <w:rFonts w:ascii="Consolas" w:hAnsi="Consolas"/>
+          <w:sz w:val="28"/>
+        </w:rPr>
+        <w:t>UPDATE Member</w:t>
+      </w:r>
+    </w:p>
+    <w:p>
+      <w:pPr>
+        <w:spacing w:before="0" w:after="0"/>
+        <w:ind w:left="567"/>
+        <w:rPr>
+          <w:rFonts w:ascii="Consolas" w:hAnsi="Consolas"/>
+          <w:sz w:val="28"/>
+        </w:rPr>
+      </w:pPr>
+      <w:r>
+        <w:rPr>
+          <w:rFonts w:ascii="Consolas" w:hAnsi="Consolas"/>
+          <w:sz w:val="28"/>
+        </w:rPr>
+        <w:t xml:space="preserve">    SET renew = 11</w:t>
+      </w:r>
+    </w:p>
+    <w:p>
+      <w:pPr>
+        <w:spacing w:before="0" w:after="0"/>
+        <w:ind w:left="567"/>
+        <w:rPr>
+          <w:rFonts w:ascii="Consolas" w:hAnsi="Consolas"/>
+          <w:sz w:val="28"/>
+        </w:rPr>
+      </w:pPr>
+      <w:r>
+        <w:rPr>
+          <w:rFonts w:ascii="Consolas" w:hAnsi="Consolas"/>
+          <w:sz w:val="28"/>
+        </w:rPr>
+        <w:t xml:space="preserve">    WHERE renew = 12;</w:t>
+      </w:r>
+    </w:p>
+    <w:p>
+      <w:pPr>
+        <w:spacing w:before="0" w:after="0"/>
+        <w:ind w:left="567"/>
+        <w:rPr>
+          <w:rFonts w:ascii="Consolas" w:hAnsi="Consolas"/>
+          <w:sz w:val="28"/>
+        </w:rPr>
+      </w:pPr>
+    </w:p>
+    <w:tbl>
+      <w:tblPr>
+        <w:tblW w:w="0" w:type="auto"/>
+        <w:tblCellSpacing w:w="0" w:type="dxa"/>
+        <w:tblBorders>
+          <w:top w:val="outset" w:sz="6" w:space="0" w:color="auto"/>
+          <w:left w:val="outset" w:sz="6" w:space="0" w:color="auto"/>
+          <w:bottom w:val="outset" w:sz="6" w:space="0" w:color="auto"/>
+          <w:right w:val="outset" w:sz="6" w:space="0" w:color="auto"/>
+        </w:tblBorders>
+        <w:tblCellMar>
+          <w:top w:w="20" w:type="dxa"/>
+          <w:left w:w="20" w:type="dxa"/>
+          <w:bottom w:w="20" w:type="dxa"/>
+          <w:right w:w="20" w:type="dxa"/>
+        </w:tblCellMar>
+        <w:tblLook w:val="04A0" w:firstRow="1" w:lastRow="0" w:firstColumn="1" w:lastColumn="0" w:noHBand="0" w:noVBand="1"/>
+      </w:tblPr>
+      <w:tblGrid>
+        <w:gridCol w:w="951"/>
+        <w:gridCol w:w="730"/>
+        <w:gridCol w:w="1060"/>
+        <w:gridCol w:w="1060"/>
+        <w:gridCol w:w="1084"/>
+        <w:gridCol w:w="962"/>
+        <w:gridCol w:w="950"/>
+        <w:gridCol w:w="635"/>
+        <w:gridCol w:w="620"/>
+        <w:gridCol w:w="730"/>
+        <w:gridCol w:w="840"/>
+      </w:tblGrid>
+      <w:tr>
+        <w:trPr>
+          <w:tblCellSpacing w:w="0" w:type="dxa"/>
+        </w:trPr>
+        <w:tc>
+          <w:tcPr>
+            <w:tcW w:w="0" w:type="auto"/>
+            <w:tcBorders>
+              <w:top w:val="outset" w:sz="6" w:space="0" w:color="auto"/>
+              <w:left w:val="outset" w:sz="6" w:space="0" w:color="auto"/>
+              <w:bottom w:val="outset" w:sz="6" w:space="0" w:color="auto"/>
+              <w:right w:val="outset" w:sz="6" w:space="0" w:color="auto"/>
+            </w:tcBorders>
+            <w:vAlign w:val="center"/>
+            <w:hideMark/>
+          </w:tcPr>
+          <w:p>
+            <w:pPr>
+              <w:spacing w:before="0" w:after="0"/>
+              <w:jc w:val="center"/>
+              <w:rPr>
+                <w:rFonts w:ascii="Consolas" w:eastAsia="Times New Roman" w:hAnsi="Consolas" w:cs="Times New Roman"/>
+                <w:b/>
+                <w:bCs/>
+                <w:sz w:val="20"/>
+                <w:szCs w:val="20"/>
+                <w:lang w:eastAsia="en-GB"/>
+              </w:rPr>
+            </w:pPr>
+            <w:proofErr w:type="spellStart"/>
+            <w:r>
+              <w:rPr>
+                <w:rFonts w:ascii="Consolas" w:eastAsia="Times New Roman" w:hAnsi="Consolas" w:cs="Times New Roman"/>
+                <w:b/>
+                <w:bCs/>
+                <w:sz w:val="20"/>
+                <w:szCs w:val="20"/>
+                <w:lang w:eastAsia="en-GB"/>
+              </w:rPr>
+              <w:t>memberNo</w:t>
+            </w:r>
+            <w:proofErr w:type="spellEnd"/>
+          </w:p>
+        </w:tc>
+        <w:tc>
+          <w:tcPr>
+            <w:tcW w:w="0" w:type="auto"/>
+            <w:tcBorders>
+              <w:top w:val="outset" w:sz="6" w:space="0" w:color="auto"/>
+              <w:left w:val="outset" w:sz="6" w:space="0" w:color="auto"/>
+              <w:bottom w:val="outset" w:sz="6" w:space="0" w:color="auto"/>
+              <w:right w:val="outset" w:sz="6" w:space="0" w:color="auto"/>
+            </w:tcBorders>
+            <w:vAlign w:val="center"/>
+            <w:hideMark/>
+          </w:tcPr>
+          <w:p>
+            <w:pPr>
+              <w:spacing w:before="0" w:after="0"/>
+              <w:jc w:val="center"/>
+              <w:rPr>
+                <w:rFonts w:ascii="Consolas" w:eastAsia="Times New Roman" w:hAnsi="Consolas" w:cs="Times New Roman"/>
+                <w:b/>
+                <w:bCs/>
+                <w:sz w:val="20"/>
+                <w:szCs w:val="20"/>
+                <w:lang w:eastAsia="en-GB"/>
+              </w:rPr>
+            </w:pPr>
+            <w:proofErr w:type="spellStart"/>
+            <w:r>
+              <w:rPr>
+                <w:rFonts w:ascii="Consolas" w:eastAsia="Times New Roman" w:hAnsi="Consolas" w:cs="Times New Roman"/>
+                <w:b/>
+                <w:bCs/>
+                <w:sz w:val="20"/>
+                <w:szCs w:val="20"/>
+                <w:lang w:eastAsia="en-GB"/>
+              </w:rPr>
+              <w:t>clubID</w:t>
+            </w:r>
+            <w:proofErr w:type="spellEnd"/>
+          </w:p>
+        </w:tc>
+        <w:tc>
+          <w:tcPr>
+            <w:tcW w:w="0" w:type="auto"/>
+            <w:tcBorders>
+              <w:top w:val="outset" w:sz="6" w:space="0" w:color="auto"/>
+              <w:left w:val="outset" w:sz="6" w:space="0" w:color="auto"/>
+              <w:bottom w:val="outset" w:sz="6" w:space="0" w:color="auto"/>
+              <w:right w:val="outset" w:sz="6" w:space="0" w:color="auto"/>
+            </w:tcBorders>
+            <w:vAlign w:val="center"/>
+            <w:hideMark/>
+          </w:tcPr>
+          <w:p>
+            <w:pPr>
+              <w:spacing w:before="0" w:after="0"/>
+              <w:jc w:val="center"/>
+              <w:rPr>
+                <w:rFonts w:ascii="Consolas" w:eastAsia="Times New Roman" w:hAnsi="Consolas" w:cs="Times New Roman"/>
+                <w:b/>
+                <w:bCs/>
+                <w:sz w:val="20"/>
+                <w:szCs w:val="20"/>
+                <w:lang w:eastAsia="en-GB"/>
+              </w:rPr>
+            </w:pPr>
+            <w:proofErr w:type="spellStart"/>
+            <w:r>
+              <w:rPr>
+                <w:rFonts w:ascii="Consolas" w:eastAsia="Times New Roman" w:hAnsi="Consolas" w:cs="Times New Roman"/>
+                <w:b/>
+                <w:bCs/>
+                <w:sz w:val="20"/>
+                <w:szCs w:val="20"/>
+                <w:lang w:eastAsia="en-GB"/>
+              </w:rPr>
+              <w:t>firstName</w:t>
+            </w:r>
+            <w:proofErr w:type="spellEnd"/>
+          </w:p>
+        </w:tc>
+        <w:tc>
+          <w:tcPr>
+            <w:tcW w:w="0" w:type="auto"/>
+            <w:tcBorders>
+              <w:top w:val="outset" w:sz="6" w:space="0" w:color="auto"/>
+              <w:left w:val="outset" w:sz="6" w:space="0" w:color="auto"/>
+              <w:bottom w:val="outset" w:sz="6" w:space="0" w:color="auto"/>
+              <w:right w:val="outset" w:sz="6" w:space="0" w:color="auto"/>
+            </w:tcBorders>
+            <w:vAlign w:val="center"/>
+            <w:hideMark/>
+          </w:tcPr>
+          <w:p>
+            <w:pPr>
+              <w:spacing w:before="0" w:after="0"/>
+              <w:jc w:val="center"/>
+              <w:rPr>
+                <w:rFonts w:ascii="Consolas" w:eastAsia="Times New Roman" w:hAnsi="Consolas" w:cs="Times New Roman"/>
+                <w:b/>
+                <w:bCs/>
+                <w:sz w:val="20"/>
+                <w:szCs w:val="20"/>
+                <w:lang w:eastAsia="en-GB"/>
+              </w:rPr>
+            </w:pPr>
+            <w:proofErr w:type="spellStart"/>
+            <w:r>
+              <w:rPr>
+                <w:rFonts w:ascii="Consolas" w:eastAsia="Times New Roman" w:hAnsi="Consolas" w:cs="Times New Roman"/>
+                <w:b/>
+                <w:bCs/>
+                <w:sz w:val="20"/>
+                <w:szCs w:val="20"/>
+                <w:lang w:eastAsia="en-GB"/>
+              </w:rPr>
+              <w:t>lastName</w:t>
+            </w:r>
+            <w:proofErr w:type="spellEnd"/>
+          </w:p>
+        </w:tc>
+        <w:tc>
+          <w:tcPr>
+            <w:tcW w:w="0" w:type="auto"/>
+            <w:tcBorders>
+              <w:top w:val="outset" w:sz="6" w:space="0" w:color="auto"/>
+              <w:left w:val="outset" w:sz="6" w:space="0" w:color="auto"/>
+              <w:bottom w:val="outset" w:sz="6" w:space="0" w:color="auto"/>
+              <w:right w:val="outset" w:sz="6" w:space="0" w:color="auto"/>
+            </w:tcBorders>
+            <w:vAlign w:val="center"/>
+            <w:hideMark/>
+          </w:tcPr>
+          <w:p>
+            <w:pPr>
+              <w:spacing w:before="0" w:after="0"/>
+              <w:jc w:val="center"/>
+              <w:rPr>
+                <w:rFonts w:ascii="Consolas" w:eastAsia="Times New Roman" w:hAnsi="Consolas" w:cs="Times New Roman"/>
+                <w:b/>
+                <w:bCs/>
+                <w:sz w:val="20"/>
+                <w:szCs w:val="20"/>
+                <w:lang w:eastAsia="en-GB"/>
+              </w:rPr>
+            </w:pPr>
+            <w:r>
+              <w:rPr>
+                <w:rFonts w:ascii="Consolas" w:eastAsia="Times New Roman" w:hAnsi="Consolas" w:cs="Times New Roman"/>
+                <w:b/>
+                <w:bCs/>
+                <w:sz w:val="20"/>
+                <w:szCs w:val="20"/>
+                <w:lang w:eastAsia="en-GB"/>
+              </w:rPr>
+              <w:t>address</w:t>
+            </w:r>
+          </w:p>
+        </w:tc>
+        <w:tc>
+          <w:tcPr>
+            <w:tcW w:w="0" w:type="auto"/>
+            <w:tcBorders>
+              <w:top w:val="outset" w:sz="6" w:space="0" w:color="auto"/>
+              <w:left w:val="outset" w:sz="6" w:space="0" w:color="auto"/>
+              <w:bottom w:val="outset" w:sz="6" w:space="0" w:color="auto"/>
+              <w:right w:val="outset" w:sz="6" w:space="0" w:color="auto"/>
+            </w:tcBorders>
+            <w:vAlign w:val="center"/>
+            <w:hideMark/>
+          </w:tcPr>
+          <w:p>
+            <w:pPr>
+              <w:spacing w:before="0" w:after="0"/>
+              <w:jc w:val="center"/>
+              <w:rPr>
+                <w:rFonts w:ascii="Consolas" w:eastAsia="Times New Roman" w:hAnsi="Consolas" w:cs="Times New Roman"/>
+                <w:b/>
+                <w:bCs/>
+                <w:sz w:val="20"/>
+                <w:szCs w:val="20"/>
+                <w:lang w:eastAsia="en-GB"/>
+              </w:rPr>
+            </w:pPr>
+            <w:r>
+              <w:rPr>
+                <w:rFonts w:ascii="Consolas" w:eastAsia="Times New Roman" w:hAnsi="Consolas" w:cs="Times New Roman"/>
+                <w:b/>
+                <w:bCs/>
+                <w:sz w:val="20"/>
+                <w:szCs w:val="20"/>
+                <w:lang w:eastAsia="en-GB"/>
+              </w:rPr>
+              <w:t>town</w:t>
+            </w:r>
+          </w:p>
+        </w:tc>
+        <w:tc>
+          <w:tcPr>
+            <w:tcW w:w="0" w:type="auto"/>
+            <w:tcBorders>
+              <w:top w:val="outset" w:sz="6" w:space="0" w:color="auto"/>
+              <w:left w:val="outset" w:sz="6" w:space="0" w:color="auto"/>
+              <w:bottom w:val="outset" w:sz="6" w:space="0" w:color="auto"/>
+              <w:right w:val="outset" w:sz="6" w:space="0" w:color="auto"/>
+            </w:tcBorders>
+            <w:vAlign w:val="center"/>
+            <w:hideMark/>
+          </w:tcPr>
+          <w:p>
+            <w:pPr>
+              <w:spacing w:before="0" w:after="0"/>
+              <w:jc w:val="center"/>
+              <w:rPr>
+                <w:rFonts w:ascii="Consolas" w:eastAsia="Times New Roman" w:hAnsi="Consolas" w:cs="Times New Roman"/>
+                <w:b/>
+                <w:bCs/>
+                <w:sz w:val="20"/>
+                <w:szCs w:val="20"/>
+                <w:lang w:eastAsia="en-GB"/>
+              </w:rPr>
+            </w:pPr>
+            <w:r>
+              <w:rPr>
+                <w:rFonts w:ascii="Consolas" w:eastAsia="Times New Roman" w:hAnsi="Consolas" w:cs="Times New Roman"/>
+                <w:b/>
+                <w:bCs/>
+                <w:sz w:val="20"/>
+                <w:szCs w:val="20"/>
+                <w:lang w:eastAsia="en-GB"/>
+              </w:rPr>
+              <w:t>postcode</w:t>
+            </w:r>
+          </w:p>
+        </w:tc>
+        <w:tc>
+          <w:tcPr>
+            <w:tcW w:w="0" w:type="auto"/>
+            <w:tcBorders>
+              <w:top w:val="outset" w:sz="6" w:space="0" w:color="auto"/>
+              <w:left w:val="outset" w:sz="6" w:space="0" w:color="auto"/>
+              <w:bottom w:val="outset" w:sz="6" w:space="0" w:color="auto"/>
+              <w:right w:val="outset" w:sz="6" w:space="0" w:color="auto"/>
+            </w:tcBorders>
+            <w:vAlign w:val="center"/>
+            <w:hideMark/>
+          </w:tcPr>
+          <w:p>
+            <w:pPr>
+              <w:spacing w:before="0" w:after="0"/>
+              <w:jc w:val="center"/>
+              <w:rPr>
+                <w:rFonts w:ascii="Consolas" w:eastAsia="Times New Roman" w:hAnsi="Consolas" w:cs="Times New Roman"/>
+                <w:b/>
+                <w:bCs/>
+                <w:sz w:val="20"/>
+                <w:szCs w:val="20"/>
+                <w:lang w:eastAsia="en-GB"/>
+              </w:rPr>
+            </w:pPr>
+            <w:r>
+              <w:rPr>
+                <w:rFonts w:ascii="Consolas" w:eastAsia="Times New Roman" w:hAnsi="Consolas" w:cs="Times New Roman"/>
+                <w:b/>
+                <w:bCs/>
+                <w:sz w:val="20"/>
+                <w:szCs w:val="20"/>
+                <w:lang w:eastAsia="en-GB"/>
+              </w:rPr>
+              <w:t>dob</w:t>
+            </w:r>
+          </w:p>
+        </w:tc>
+        <w:tc>
+          <w:tcPr>
+            <w:tcW w:w="0" w:type="auto"/>
+            <w:tcBorders>
+              <w:top w:val="outset" w:sz="6" w:space="0" w:color="auto"/>
+              <w:left w:val="outset" w:sz="6" w:space="0" w:color="auto"/>
+              <w:bottom w:val="outset" w:sz="6" w:space="0" w:color="auto"/>
+              <w:right w:val="outset" w:sz="6" w:space="0" w:color="auto"/>
+            </w:tcBorders>
+            <w:vAlign w:val="center"/>
+            <w:hideMark/>
+          </w:tcPr>
+          <w:p>
+            <w:pPr>
+              <w:spacing w:before="0" w:after="0"/>
+              <w:jc w:val="center"/>
+              <w:rPr>
+                <w:rFonts w:ascii="Consolas" w:eastAsia="Times New Roman" w:hAnsi="Consolas" w:cs="Times New Roman"/>
+                <w:b/>
+                <w:bCs/>
+                <w:sz w:val="20"/>
+                <w:szCs w:val="20"/>
+                <w:lang w:eastAsia="en-GB"/>
+              </w:rPr>
+            </w:pPr>
+            <w:r>
+              <w:rPr>
+                <w:rFonts w:ascii="Consolas" w:eastAsia="Times New Roman" w:hAnsi="Consolas" w:cs="Times New Roman"/>
+                <w:b/>
+                <w:bCs/>
+                <w:sz w:val="20"/>
+                <w:szCs w:val="20"/>
+                <w:lang w:eastAsia="en-GB"/>
+              </w:rPr>
+              <w:t>renew</w:t>
+            </w:r>
+          </w:p>
+        </w:tc>
+        <w:tc>
+          <w:tcPr>
+            <w:tcW w:w="0" w:type="auto"/>
+            <w:tcBorders>
+              <w:top w:val="outset" w:sz="6" w:space="0" w:color="auto"/>
+              <w:left w:val="outset" w:sz="6" w:space="0" w:color="auto"/>
+              <w:bottom w:val="outset" w:sz="6" w:space="0" w:color="auto"/>
+              <w:right w:val="outset" w:sz="6" w:space="0" w:color="auto"/>
+            </w:tcBorders>
+            <w:vAlign w:val="center"/>
+            <w:hideMark/>
+          </w:tcPr>
+          <w:p>
+            <w:pPr>
+              <w:spacing w:before="0" w:after="0"/>
+              <w:jc w:val="center"/>
+              <w:rPr>
+                <w:rFonts w:ascii="Consolas" w:eastAsia="Times New Roman" w:hAnsi="Consolas" w:cs="Times New Roman"/>
+                <w:b/>
+                <w:bCs/>
+                <w:sz w:val="20"/>
+                <w:szCs w:val="20"/>
+                <w:lang w:eastAsia="en-GB"/>
+              </w:rPr>
+            </w:pPr>
+            <w:r>
+              <w:rPr>
+                <w:rFonts w:ascii="Consolas" w:eastAsia="Times New Roman" w:hAnsi="Consolas" w:cs="Times New Roman"/>
+                <w:b/>
+                <w:bCs/>
+                <w:sz w:val="20"/>
+                <w:szCs w:val="20"/>
+                <w:lang w:eastAsia="en-GB"/>
+              </w:rPr>
+              <w:t>gender</w:t>
+            </w:r>
+          </w:p>
+        </w:tc>
+        <w:tc>
+          <w:tcPr>
+            <w:tcW w:w="0" w:type="auto"/>
+            <w:tcBorders>
+              <w:top w:val="outset" w:sz="6" w:space="0" w:color="auto"/>
+              <w:left w:val="outset" w:sz="6" w:space="0" w:color="auto"/>
+              <w:bottom w:val="outset" w:sz="6" w:space="0" w:color="auto"/>
+              <w:right w:val="outset" w:sz="6" w:space="0" w:color="auto"/>
+            </w:tcBorders>
+            <w:vAlign w:val="center"/>
+            <w:hideMark/>
+          </w:tcPr>
+          <w:p>
+            <w:pPr>
+              <w:spacing w:before="0" w:after="0"/>
+              <w:jc w:val="center"/>
+              <w:rPr>
+                <w:rFonts w:ascii="Consolas" w:eastAsia="Times New Roman" w:hAnsi="Consolas" w:cs="Times New Roman"/>
+                <w:b/>
+                <w:bCs/>
+                <w:sz w:val="20"/>
+                <w:szCs w:val="20"/>
+                <w:lang w:eastAsia="en-GB"/>
+              </w:rPr>
+            </w:pPr>
+            <w:r>
+              <w:rPr>
+                <w:rFonts w:ascii="Consolas" w:eastAsia="Times New Roman" w:hAnsi="Consolas" w:cs="Times New Roman"/>
+                <w:b/>
+                <w:bCs/>
+                <w:sz w:val="20"/>
+                <w:szCs w:val="20"/>
+                <w:lang w:eastAsia="en-GB"/>
+              </w:rPr>
+              <w:t>type</w:t>
+            </w:r>
+          </w:p>
+        </w:tc>
+      </w:tr>
+      <w:tr>
+        <w:trPr>
+          <w:tblCellSpacing w:w="0" w:type="dxa"/>
+        </w:trPr>
+        <w:tc>
+          <w:tcPr>
+            <w:tcW w:w="0" w:type="auto"/>
+            <w:tcBorders>
+              <w:top w:val="outset" w:sz="6" w:space="0" w:color="auto"/>
+              <w:left w:val="outset" w:sz="6" w:space="0" w:color="auto"/>
+              <w:bottom w:val="outset" w:sz="6" w:space="0" w:color="auto"/>
+              <w:right w:val="outset" w:sz="6" w:space="0" w:color="auto"/>
+            </w:tcBorders>
+            <w:shd w:val="clear" w:color="auto" w:fill="FFFFFF"/>
+            <w:vAlign w:val="center"/>
+            <w:hideMark/>
+          </w:tcPr>
+          <w:p>
+            <w:pPr>
+              <w:spacing w:before="0" w:after="0"/>
+              <w:rPr>
+                <w:rFonts w:ascii="Consolas" w:eastAsia="Times New Roman" w:hAnsi="Consolas" w:cs="Times New Roman"/>
+                <w:color w:val="000000"/>
+                <w:sz w:val="20"/>
+                <w:szCs w:val="20"/>
+                <w:lang w:eastAsia="en-GB"/>
+              </w:rPr>
+            </w:pPr>
+            <w:r>
+              <w:rPr>
+                <w:rFonts w:ascii="Consolas" w:eastAsia="Times New Roman" w:hAnsi="Consolas" w:cs="Times New Roman"/>
+                <w:color w:val="000000"/>
+                <w:sz w:val="20"/>
+                <w:szCs w:val="20"/>
+                <w:lang w:eastAsia="en-GB"/>
+              </w:rPr>
+              <w:t>BBP129</w:t>
+            </w:r>
+          </w:p>
+        </w:tc>
+        <w:tc>
+          <w:tcPr>
+            <w:tcW w:w="0" w:type="auto"/>
+            <w:tcBorders>
+              <w:top w:val="outset" w:sz="6" w:space="0" w:color="auto"/>
+              <w:left w:val="outset" w:sz="6" w:space="0" w:color="auto"/>
+              <w:bottom w:val="outset" w:sz="6" w:space="0" w:color="auto"/>
+              <w:right w:val="outset" w:sz="6" w:space="0" w:color="auto"/>
+            </w:tcBorders>
+            <w:shd w:val="clear" w:color="auto" w:fill="FFFFFF"/>
+            <w:vAlign w:val="center"/>
+            <w:hideMark/>
+          </w:tcPr>
+          <w:p>
+            <w:pPr>
+              <w:spacing w:before="0" w:after="0"/>
+              <w:rPr>
+                <w:rFonts w:ascii="Consolas" w:eastAsia="Times New Roman" w:hAnsi="Consolas" w:cs="Times New Roman"/>
+                <w:color w:val="000000"/>
+                <w:sz w:val="20"/>
+                <w:szCs w:val="20"/>
+                <w:lang w:eastAsia="en-GB"/>
+              </w:rPr>
+            </w:pPr>
+            <w:r>
+              <w:rPr>
+                <w:rFonts w:ascii="Consolas" w:eastAsia="Times New Roman" w:hAnsi="Consolas" w:cs="Times New Roman"/>
+                <w:color w:val="000000"/>
+                <w:sz w:val="20"/>
+                <w:szCs w:val="20"/>
+                <w:lang w:eastAsia="en-GB"/>
+              </w:rPr>
+              <w:t>SP324</w:t>
+            </w:r>
+          </w:p>
+        </w:tc>
+        <w:tc>
+          <w:tcPr>
+            <w:tcW w:w="0" w:type="auto"/>
+            <w:tcBorders>
+              <w:top w:val="outset" w:sz="6" w:space="0" w:color="auto"/>
+              <w:left w:val="outset" w:sz="6" w:space="0" w:color="auto"/>
+              <w:bottom w:val="outset" w:sz="6" w:space="0" w:color="auto"/>
+              <w:right w:val="outset" w:sz="6" w:space="0" w:color="auto"/>
+            </w:tcBorders>
+            <w:shd w:val="clear" w:color="auto" w:fill="FFFFFF"/>
+            <w:vAlign w:val="center"/>
+            <w:hideMark/>
+          </w:tcPr>
+          <w:p>
+            <w:pPr>
+              <w:spacing w:before="0" w:after="0"/>
+              <w:rPr>
+                <w:rFonts w:ascii="Consolas" w:eastAsia="Times New Roman" w:hAnsi="Consolas" w:cs="Times New Roman"/>
+                <w:color w:val="000000"/>
+                <w:sz w:val="20"/>
+                <w:szCs w:val="20"/>
+                <w:lang w:eastAsia="en-GB"/>
+              </w:rPr>
+            </w:pPr>
+            <w:r>
+              <w:rPr>
+                <w:rFonts w:ascii="Consolas" w:eastAsia="Times New Roman" w:hAnsi="Consolas" w:cs="Times New Roman"/>
+                <w:color w:val="000000"/>
+                <w:sz w:val="20"/>
+                <w:szCs w:val="20"/>
+                <w:lang w:eastAsia="en-GB"/>
+              </w:rPr>
+              <w:t>Venus</w:t>
+            </w:r>
+          </w:p>
+        </w:tc>
+        <w:tc>
+          <w:tcPr>
+            <w:tcW w:w="0" w:type="auto"/>
+            <w:tcBorders>
+              <w:top w:val="outset" w:sz="6" w:space="0" w:color="auto"/>
+              <w:left w:val="outset" w:sz="6" w:space="0" w:color="auto"/>
+              <w:bottom w:val="outset" w:sz="6" w:space="0" w:color="auto"/>
+              <w:right w:val="outset" w:sz="6" w:space="0" w:color="auto"/>
+            </w:tcBorders>
+            <w:shd w:val="clear" w:color="auto" w:fill="FFFFFF"/>
+            <w:vAlign w:val="center"/>
+            <w:hideMark/>
+          </w:tcPr>
+          <w:p>
+            <w:pPr>
+              <w:spacing w:before="0" w:after="0"/>
+              <w:rPr>
+                <w:rFonts w:ascii="Consolas" w:eastAsia="Times New Roman" w:hAnsi="Consolas" w:cs="Times New Roman"/>
+                <w:color w:val="000000"/>
+                <w:sz w:val="20"/>
+                <w:szCs w:val="20"/>
+                <w:lang w:eastAsia="en-GB"/>
+              </w:rPr>
+            </w:pPr>
+            <w:r>
+              <w:rPr>
+                <w:rFonts w:ascii="Consolas" w:eastAsia="Times New Roman" w:hAnsi="Consolas" w:cs="Times New Roman"/>
+                <w:color w:val="000000"/>
+                <w:sz w:val="20"/>
+                <w:szCs w:val="20"/>
+                <w:lang w:eastAsia="en-GB"/>
+              </w:rPr>
+              <w:t>Stafford</w:t>
+            </w:r>
+          </w:p>
+        </w:tc>
+        <w:tc>
+          <w:tcPr>
+            <w:tcW w:w="0" w:type="auto"/>
+            <w:tcBorders>
+              <w:top w:val="outset" w:sz="6" w:space="0" w:color="auto"/>
+              <w:left w:val="outset" w:sz="6" w:space="0" w:color="auto"/>
+              <w:bottom w:val="outset" w:sz="6" w:space="0" w:color="auto"/>
+              <w:right w:val="outset" w:sz="6" w:space="0" w:color="auto"/>
+            </w:tcBorders>
+            <w:shd w:val="clear" w:color="auto" w:fill="FFFFFF"/>
+            <w:vAlign w:val="center"/>
+            <w:hideMark/>
+          </w:tcPr>
+          <w:p>
+            <w:pPr>
+              <w:spacing w:before="0" w:after="0"/>
+              <w:rPr>
+                <w:rFonts w:ascii="Consolas" w:eastAsia="Times New Roman" w:hAnsi="Consolas" w:cs="Times New Roman"/>
+                <w:color w:val="000000"/>
+                <w:sz w:val="20"/>
+                <w:szCs w:val="20"/>
+                <w:lang w:eastAsia="en-GB"/>
+              </w:rPr>
+            </w:pPr>
+            <w:r>
+              <w:rPr>
+                <w:rFonts w:ascii="Consolas" w:eastAsia="Times New Roman" w:hAnsi="Consolas" w:cs="Times New Roman"/>
+                <w:color w:val="000000"/>
+                <w:sz w:val="20"/>
+                <w:szCs w:val="20"/>
+                <w:lang w:eastAsia="en-GB"/>
+              </w:rPr>
+              <w:t xml:space="preserve">4 </w:t>
+            </w:r>
+            <w:proofErr w:type="spellStart"/>
+            <w:r>
+              <w:rPr>
+                <w:rFonts w:ascii="Consolas" w:eastAsia="Times New Roman" w:hAnsi="Consolas" w:cs="Times New Roman"/>
+                <w:color w:val="000000"/>
+                <w:sz w:val="20"/>
+                <w:szCs w:val="20"/>
+                <w:lang w:eastAsia="en-GB"/>
+              </w:rPr>
+              <w:t>Lobortis</w:t>
+            </w:r>
+            <w:proofErr w:type="spellEnd"/>
+            <w:r>
+              <w:rPr>
+                <w:rFonts w:ascii="Consolas" w:eastAsia="Times New Roman" w:hAnsi="Consolas" w:cs="Times New Roman"/>
+                <w:color w:val="000000"/>
+                <w:sz w:val="20"/>
+                <w:szCs w:val="20"/>
+                <w:lang w:eastAsia="en-GB"/>
+              </w:rPr>
+              <w:t xml:space="preserve"> Avenue</w:t>
+            </w:r>
+          </w:p>
+        </w:tc>
+        <w:tc>
+          <w:tcPr>
+            <w:tcW w:w="0" w:type="auto"/>
+            <w:tcBorders>
+              <w:top w:val="outset" w:sz="6" w:space="0" w:color="auto"/>
+              <w:left w:val="outset" w:sz="6" w:space="0" w:color="auto"/>
+              <w:bottom w:val="outset" w:sz="6" w:space="0" w:color="auto"/>
+              <w:right w:val="outset" w:sz="6" w:space="0" w:color="auto"/>
+            </w:tcBorders>
+            <w:shd w:val="clear" w:color="auto" w:fill="FFFFFF"/>
+            <w:vAlign w:val="center"/>
+            <w:hideMark/>
+          </w:tcPr>
+          <w:p>
+            <w:pPr>
+              <w:spacing w:before="0" w:after="0"/>
+              <w:rPr>
+                <w:rFonts w:ascii="Consolas" w:eastAsia="Times New Roman" w:hAnsi="Consolas" w:cs="Times New Roman"/>
+                <w:color w:val="000000"/>
+                <w:sz w:val="20"/>
+                <w:szCs w:val="20"/>
+                <w:lang w:eastAsia="en-GB"/>
+              </w:rPr>
+            </w:pPr>
+            <w:proofErr w:type="spellStart"/>
+            <w:r>
+              <w:rPr>
+                <w:rFonts w:ascii="Consolas" w:eastAsia="Times New Roman" w:hAnsi="Consolas" w:cs="Times New Roman"/>
+                <w:color w:val="000000"/>
+                <w:sz w:val="20"/>
+                <w:szCs w:val="20"/>
+                <w:lang w:eastAsia="en-GB"/>
+              </w:rPr>
+              <w:t>Lowhall</w:t>
+            </w:r>
+            <w:proofErr w:type="spellEnd"/>
+          </w:p>
+        </w:tc>
+        <w:tc>
+          <w:tcPr>
+            <w:tcW w:w="0" w:type="auto"/>
+            <w:tcBorders>
+              <w:top w:val="outset" w:sz="6" w:space="0" w:color="auto"/>
+              <w:left w:val="outset" w:sz="6" w:space="0" w:color="auto"/>
+              <w:bottom w:val="outset" w:sz="6" w:space="0" w:color="auto"/>
+              <w:right w:val="outset" w:sz="6" w:space="0" w:color="auto"/>
+            </w:tcBorders>
+            <w:shd w:val="clear" w:color="auto" w:fill="FFFFFF"/>
+            <w:vAlign w:val="center"/>
+            <w:hideMark/>
+          </w:tcPr>
+          <w:p>
+            <w:pPr>
+              <w:spacing w:before="0" w:after="0"/>
+              <w:rPr>
+                <w:rFonts w:ascii="Consolas" w:eastAsia="Times New Roman" w:hAnsi="Consolas" w:cs="Times New Roman"/>
+                <w:color w:val="000000"/>
+                <w:sz w:val="20"/>
+                <w:szCs w:val="20"/>
+                <w:lang w:eastAsia="en-GB"/>
+              </w:rPr>
+            </w:pPr>
+            <w:r>
+              <w:rPr>
+                <w:rFonts w:ascii="Consolas" w:eastAsia="Times New Roman" w:hAnsi="Consolas" w:cs="Times New Roman"/>
+                <w:color w:val="000000"/>
+                <w:sz w:val="20"/>
+                <w:szCs w:val="20"/>
+                <w:lang w:eastAsia="en-GB"/>
+              </w:rPr>
+              <w:t>PK6 4MY</w:t>
+            </w:r>
+          </w:p>
+        </w:tc>
+        <w:tc>
+          <w:tcPr>
+            <w:tcW w:w="0" w:type="auto"/>
+            <w:tcBorders>
+              <w:top w:val="outset" w:sz="6" w:space="0" w:color="auto"/>
+              <w:left w:val="outset" w:sz="6" w:space="0" w:color="auto"/>
+              <w:bottom w:val="outset" w:sz="6" w:space="0" w:color="auto"/>
+              <w:right w:val="outset" w:sz="6" w:space="0" w:color="auto"/>
+            </w:tcBorders>
+            <w:shd w:val="clear" w:color="auto" w:fill="FFFFFF"/>
+            <w:vAlign w:val="center"/>
+            <w:hideMark/>
+          </w:tcPr>
+          <w:p>
+            <w:pPr>
+              <w:spacing w:before="0" w:after="0"/>
+              <w:rPr>
+                <w:rFonts w:ascii="Consolas" w:eastAsia="Times New Roman" w:hAnsi="Consolas" w:cs="Times New Roman"/>
+                <w:color w:val="000000"/>
+                <w:sz w:val="20"/>
+                <w:szCs w:val="20"/>
+                <w:lang w:eastAsia="en-GB"/>
+              </w:rPr>
+            </w:pPr>
+            <w:r>
+              <w:rPr>
+                <w:rFonts w:ascii="Consolas" w:eastAsia="Times New Roman" w:hAnsi="Consolas" w:cs="Times New Roman"/>
+                <w:color w:val="000000"/>
+                <w:sz w:val="20"/>
+                <w:szCs w:val="20"/>
+                <w:lang w:eastAsia="en-GB"/>
+              </w:rPr>
+              <w:t>1947-05-30</w:t>
+            </w:r>
+          </w:p>
+        </w:tc>
+        <w:tc>
+          <w:tcPr>
+            <w:tcW w:w="0" w:type="auto"/>
+            <w:tcBorders>
+              <w:top w:val="outset" w:sz="6" w:space="0" w:color="auto"/>
+              <w:left w:val="outset" w:sz="6" w:space="0" w:color="auto"/>
+              <w:bottom w:val="outset" w:sz="6" w:space="0" w:color="auto"/>
+              <w:right w:val="outset" w:sz="6" w:space="0" w:color="auto"/>
+            </w:tcBorders>
+            <w:shd w:val="clear" w:color="auto" w:fill="FFFFFF"/>
+            <w:vAlign w:val="center"/>
+            <w:hideMark/>
+          </w:tcPr>
+          <w:p>
+            <w:pPr>
+              <w:spacing w:before="0" w:after="0"/>
+              <w:rPr>
+                <w:rFonts w:ascii="Consolas" w:eastAsia="Times New Roman" w:hAnsi="Consolas" w:cs="Times New Roman"/>
+                <w:color w:val="000000"/>
+                <w:sz w:val="20"/>
+                <w:szCs w:val="20"/>
+                <w:lang w:eastAsia="en-GB"/>
+              </w:rPr>
+            </w:pPr>
+            <w:r>
+              <w:rPr>
+                <w:rFonts w:ascii="Consolas" w:eastAsia="Times New Roman" w:hAnsi="Consolas" w:cs="Times New Roman"/>
+                <w:color w:val="000000"/>
+                <w:sz w:val="20"/>
+                <w:szCs w:val="20"/>
+                <w:lang w:eastAsia="en-GB"/>
+              </w:rPr>
+              <w:t>11</w:t>
+            </w:r>
+          </w:p>
+        </w:tc>
+        <w:tc>
+          <w:tcPr>
+            <w:tcW w:w="0" w:type="auto"/>
+            <w:tcBorders>
+              <w:top w:val="outset" w:sz="6" w:space="0" w:color="auto"/>
+              <w:left w:val="outset" w:sz="6" w:space="0" w:color="auto"/>
+              <w:bottom w:val="outset" w:sz="6" w:space="0" w:color="auto"/>
+              <w:right w:val="outset" w:sz="6" w:space="0" w:color="auto"/>
+            </w:tcBorders>
+            <w:shd w:val="clear" w:color="auto" w:fill="FFFFFF"/>
+            <w:vAlign w:val="center"/>
+            <w:hideMark/>
+          </w:tcPr>
+          <w:p>
+            <w:pPr>
+              <w:spacing w:before="0" w:after="0"/>
+              <w:rPr>
+                <w:rFonts w:ascii="Consolas" w:eastAsia="Times New Roman" w:hAnsi="Consolas" w:cs="Times New Roman"/>
+                <w:color w:val="000000"/>
+                <w:sz w:val="20"/>
+                <w:szCs w:val="20"/>
+                <w:lang w:eastAsia="en-GB"/>
+              </w:rPr>
+            </w:pPr>
+            <w:r>
+              <w:rPr>
+                <w:rFonts w:ascii="Consolas" w:eastAsia="Times New Roman" w:hAnsi="Consolas" w:cs="Times New Roman"/>
+                <w:color w:val="000000"/>
+                <w:sz w:val="20"/>
+                <w:szCs w:val="20"/>
+                <w:lang w:eastAsia="en-GB"/>
+              </w:rPr>
+              <w:t>F</w:t>
+            </w:r>
+          </w:p>
+        </w:tc>
+        <w:tc>
+          <w:tcPr>
+            <w:tcW w:w="0" w:type="auto"/>
+            <w:tcBorders>
+              <w:top w:val="outset" w:sz="6" w:space="0" w:color="auto"/>
+              <w:left w:val="outset" w:sz="6" w:space="0" w:color="auto"/>
+              <w:bottom w:val="outset" w:sz="6" w:space="0" w:color="auto"/>
+              <w:right w:val="outset" w:sz="6" w:space="0" w:color="auto"/>
+            </w:tcBorders>
+            <w:shd w:val="clear" w:color="auto" w:fill="FFFFFF"/>
+            <w:vAlign w:val="center"/>
+            <w:hideMark/>
+          </w:tcPr>
+          <w:p>
+            <w:pPr>
+              <w:spacing w:before="0" w:after="0"/>
+              <w:rPr>
+                <w:rFonts w:ascii="Consolas" w:eastAsia="Times New Roman" w:hAnsi="Consolas" w:cs="Times New Roman"/>
+                <w:color w:val="000000"/>
+                <w:sz w:val="20"/>
+                <w:szCs w:val="20"/>
+                <w:lang w:eastAsia="en-GB"/>
+              </w:rPr>
+            </w:pPr>
+            <w:r>
+              <w:rPr>
+                <w:rFonts w:ascii="Consolas" w:eastAsia="Times New Roman" w:hAnsi="Consolas" w:cs="Times New Roman"/>
+                <w:color w:val="000000"/>
+                <w:sz w:val="20"/>
+                <w:szCs w:val="20"/>
+                <w:lang w:eastAsia="en-GB"/>
+              </w:rPr>
+              <w:t>Adult</w:t>
+            </w:r>
+          </w:p>
+        </w:tc>
+      </w:tr>
+      <w:tr>
+        <w:trPr>
+          <w:tblCellSpacing w:w="0" w:type="dxa"/>
+        </w:trPr>
+        <w:tc>
+          <w:tcPr>
+            <w:tcW w:w="0" w:type="auto"/>
+            <w:tcBorders>
+              <w:top w:val="outset" w:sz="6" w:space="0" w:color="auto"/>
+              <w:left w:val="outset" w:sz="6" w:space="0" w:color="auto"/>
+              <w:bottom w:val="outset" w:sz="6" w:space="0" w:color="auto"/>
+              <w:right w:val="outset" w:sz="6" w:space="0" w:color="auto"/>
+            </w:tcBorders>
+            <w:shd w:val="clear" w:color="auto" w:fill="FFFFFF"/>
+            <w:vAlign w:val="center"/>
+            <w:hideMark/>
+          </w:tcPr>
+          <w:p>
+            <w:pPr>
+              <w:spacing w:before="0" w:after="0"/>
+              <w:rPr>
+                <w:rFonts w:ascii="Consolas" w:eastAsia="Times New Roman" w:hAnsi="Consolas" w:cs="Times New Roman"/>
+                <w:color w:val="000000"/>
+                <w:sz w:val="20"/>
+                <w:szCs w:val="20"/>
+                <w:lang w:eastAsia="en-GB"/>
+              </w:rPr>
+            </w:pPr>
+            <w:r>
+              <w:rPr>
+                <w:rFonts w:ascii="Consolas" w:eastAsia="Times New Roman" w:hAnsi="Consolas" w:cs="Times New Roman"/>
+                <w:color w:val="000000"/>
+                <w:sz w:val="20"/>
+                <w:szCs w:val="20"/>
+                <w:lang w:eastAsia="en-GB"/>
+              </w:rPr>
+              <w:t>BBZ172</w:t>
+            </w:r>
+          </w:p>
+        </w:tc>
+        <w:tc>
+          <w:tcPr>
+            <w:tcW w:w="0" w:type="auto"/>
+            <w:tcBorders>
+              <w:top w:val="outset" w:sz="6" w:space="0" w:color="auto"/>
+              <w:left w:val="outset" w:sz="6" w:space="0" w:color="auto"/>
+              <w:bottom w:val="outset" w:sz="6" w:space="0" w:color="auto"/>
+              <w:right w:val="outset" w:sz="6" w:space="0" w:color="auto"/>
+            </w:tcBorders>
+            <w:shd w:val="clear" w:color="auto" w:fill="FFFFFF"/>
+            <w:vAlign w:val="center"/>
+            <w:hideMark/>
+          </w:tcPr>
+          <w:p>
+            <w:pPr>
+              <w:spacing w:before="0" w:after="0"/>
+              <w:rPr>
+                <w:rFonts w:ascii="Consolas" w:eastAsia="Times New Roman" w:hAnsi="Consolas" w:cs="Times New Roman"/>
+                <w:color w:val="000000"/>
+                <w:sz w:val="20"/>
+                <w:szCs w:val="20"/>
+                <w:lang w:eastAsia="en-GB"/>
+              </w:rPr>
+            </w:pPr>
+            <w:r>
+              <w:rPr>
+                <w:rFonts w:ascii="Consolas" w:eastAsia="Times New Roman" w:hAnsi="Consolas" w:cs="Times New Roman"/>
+                <w:color w:val="000000"/>
+                <w:sz w:val="20"/>
+                <w:szCs w:val="20"/>
+                <w:lang w:eastAsia="en-GB"/>
+              </w:rPr>
+              <w:t>SP345</w:t>
+            </w:r>
+          </w:p>
+        </w:tc>
+        <w:tc>
+          <w:tcPr>
+            <w:tcW w:w="0" w:type="auto"/>
+            <w:tcBorders>
+              <w:top w:val="outset" w:sz="6" w:space="0" w:color="auto"/>
+              <w:left w:val="outset" w:sz="6" w:space="0" w:color="auto"/>
+              <w:bottom w:val="outset" w:sz="6" w:space="0" w:color="auto"/>
+              <w:right w:val="outset" w:sz="6" w:space="0" w:color="auto"/>
+            </w:tcBorders>
+            <w:shd w:val="clear" w:color="auto" w:fill="FFFFFF"/>
+            <w:vAlign w:val="center"/>
+            <w:hideMark/>
+          </w:tcPr>
+          <w:p>
+            <w:pPr>
+              <w:spacing w:before="0" w:after="0"/>
+              <w:rPr>
+                <w:rFonts w:ascii="Consolas" w:eastAsia="Times New Roman" w:hAnsi="Consolas" w:cs="Times New Roman"/>
+                <w:color w:val="000000"/>
+                <w:sz w:val="20"/>
+                <w:szCs w:val="20"/>
+                <w:lang w:eastAsia="en-GB"/>
+              </w:rPr>
+            </w:pPr>
+            <w:proofErr w:type="spellStart"/>
+            <w:r>
+              <w:rPr>
+                <w:rFonts w:ascii="Consolas" w:eastAsia="Times New Roman" w:hAnsi="Consolas" w:cs="Times New Roman"/>
+                <w:color w:val="000000"/>
+                <w:sz w:val="20"/>
+                <w:szCs w:val="20"/>
+                <w:lang w:eastAsia="en-GB"/>
+              </w:rPr>
+              <w:t>Sopoline</w:t>
+            </w:r>
+            <w:proofErr w:type="spellEnd"/>
+          </w:p>
+        </w:tc>
+        <w:tc>
+          <w:tcPr>
+            <w:tcW w:w="0" w:type="auto"/>
+            <w:tcBorders>
+              <w:top w:val="outset" w:sz="6" w:space="0" w:color="auto"/>
+              <w:left w:val="outset" w:sz="6" w:space="0" w:color="auto"/>
+              <w:bottom w:val="outset" w:sz="6" w:space="0" w:color="auto"/>
+              <w:right w:val="outset" w:sz="6" w:space="0" w:color="auto"/>
+            </w:tcBorders>
+            <w:shd w:val="clear" w:color="auto" w:fill="FFFFFF"/>
+            <w:vAlign w:val="center"/>
+            <w:hideMark/>
+          </w:tcPr>
+          <w:p>
+            <w:pPr>
+              <w:spacing w:before="0" w:after="0"/>
+              <w:rPr>
+                <w:rFonts w:ascii="Consolas" w:eastAsia="Times New Roman" w:hAnsi="Consolas" w:cs="Times New Roman"/>
+                <w:color w:val="000000"/>
+                <w:sz w:val="20"/>
+                <w:szCs w:val="20"/>
+                <w:lang w:eastAsia="en-GB"/>
+              </w:rPr>
+            </w:pPr>
+            <w:r>
+              <w:rPr>
+                <w:rFonts w:ascii="Consolas" w:eastAsia="Times New Roman" w:hAnsi="Consolas" w:cs="Times New Roman"/>
+                <w:color w:val="000000"/>
+                <w:sz w:val="20"/>
+                <w:szCs w:val="20"/>
+                <w:lang w:eastAsia="en-GB"/>
+              </w:rPr>
+              <w:t>Dominguez</w:t>
+            </w:r>
+          </w:p>
+        </w:tc>
+        <w:tc>
+          <w:tcPr>
+            <w:tcW w:w="0" w:type="auto"/>
+            <w:tcBorders>
+              <w:top w:val="outset" w:sz="6" w:space="0" w:color="auto"/>
+              <w:left w:val="outset" w:sz="6" w:space="0" w:color="auto"/>
+              <w:bottom w:val="outset" w:sz="6" w:space="0" w:color="auto"/>
+              <w:right w:val="outset" w:sz="6" w:space="0" w:color="auto"/>
+            </w:tcBorders>
+            <w:shd w:val="clear" w:color="auto" w:fill="FFFFFF"/>
+            <w:vAlign w:val="center"/>
+            <w:hideMark/>
+          </w:tcPr>
+          <w:p>
+            <w:pPr>
+              <w:spacing w:before="0" w:after="0"/>
+              <w:rPr>
+                <w:rFonts w:ascii="Consolas" w:eastAsia="Times New Roman" w:hAnsi="Consolas" w:cs="Times New Roman"/>
+                <w:color w:val="000000"/>
+                <w:sz w:val="20"/>
+                <w:szCs w:val="20"/>
+                <w:lang w:eastAsia="en-GB"/>
+              </w:rPr>
+            </w:pPr>
+            <w:r>
+              <w:rPr>
+                <w:rFonts w:ascii="Consolas" w:eastAsia="Times New Roman" w:hAnsi="Consolas" w:cs="Times New Roman"/>
+                <w:color w:val="000000"/>
+                <w:sz w:val="20"/>
+                <w:szCs w:val="20"/>
+                <w:lang w:eastAsia="en-GB"/>
+              </w:rPr>
+              <w:t>81 Ipsum Street</w:t>
+            </w:r>
+          </w:p>
+        </w:tc>
+        <w:tc>
+          <w:tcPr>
+            <w:tcW w:w="0" w:type="auto"/>
+            <w:tcBorders>
+              <w:top w:val="outset" w:sz="6" w:space="0" w:color="auto"/>
+              <w:left w:val="outset" w:sz="6" w:space="0" w:color="auto"/>
+              <w:bottom w:val="outset" w:sz="6" w:space="0" w:color="auto"/>
+              <w:right w:val="outset" w:sz="6" w:space="0" w:color="auto"/>
+            </w:tcBorders>
+            <w:shd w:val="clear" w:color="auto" w:fill="FFFFFF"/>
+            <w:vAlign w:val="center"/>
+            <w:hideMark/>
+          </w:tcPr>
+          <w:p>
+            <w:pPr>
+              <w:spacing w:before="0" w:after="0"/>
+              <w:rPr>
+                <w:rFonts w:ascii="Consolas" w:eastAsia="Times New Roman" w:hAnsi="Consolas" w:cs="Times New Roman"/>
+                <w:color w:val="000000"/>
+                <w:sz w:val="20"/>
+                <w:szCs w:val="20"/>
+                <w:lang w:eastAsia="en-GB"/>
+              </w:rPr>
+            </w:pPr>
+            <w:proofErr w:type="spellStart"/>
+            <w:r>
+              <w:rPr>
+                <w:rFonts w:ascii="Consolas" w:eastAsia="Times New Roman" w:hAnsi="Consolas" w:cs="Times New Roman"/>
+                <w:color w:val="000000"/>
+                <w:sz w:val="20"/>
+                <w:szCs w:val="20"/>
+                <w:lang w:eastAsia="en-GB"/>
+              </w:rPr>
+              <w:t>Lebaness</w:t>
+            </w:r>
+            <w:proofErr w:type="spellEnd"/>
+          </w:p>
+        </w:tc>
+        <w:tc>
+          <w:tcPr>
+            <w:tcW w:w="0" w:type="auto"/>
+            <w:tcBorders>
+              <w:top w:val="outset" w:sz="6" w:space="0" w:color="auto"/>
+              <w:left w:val="outset" w:sz="6" w:space="0" w:color="auto"/>
+              <w:bottom w:val="outset" w:sz="6" w:space="0" w:color="auto"/>
+              <w:right w:val="outset" w:sz="6" w:space="0" w:color="auto"/>
+            </w:tcBorders>
+            <w:shd w:val="clear" w:color="auto" w:fill="FFFFFF"/>
+            <w:vAlign w:val="center"/>
+            <w:hideMark/>
+          </w:tcPr>
+          <w:p>
+            <w:pPr>
+              <w:spacing w:before="0" w:after="0"/>
+              <w:rPr>
+                <w:rFonts w:ascii="Consolas" w:eastAsia="Times New Roman" w:hAnsi="Consolas" w:cs="Times New Roman"/>
+                <w:color w:val="000000"/>
+                <w:sz w:val="20"/>
+                <w:szCs w:val="20"/>
+                <w:lang w:eastAsia="en-GB"/>
+              </w:rPr>
+            </w:pPr>
+            <w:r>
+              <w:rPr>
+                <w:rFonts w:ascii="Consolas" w:eastAsia="Times New Roman" w:hAnsi="Consolas" w:cs="Times New Roman"/>
+                <w:color w:val="000000"/>
+                <w:sz w:val="20"/>
+                <w:szCs w:val="20"/>
+                <w:lang w:eastAsia="en-GB"/>
+              </w:rPr>
+              <w:t>P0R 8UL</w:t>
+            </w:r>
+          </w:p>
+        </w:tc>
+        <w:tc>
+          <w:tcPr>
+            <w:tcW w:w="0" w:type="auto"/>
+            <w:tcBorders>
+              <w:top w:val="outset" w:sz="6" w:space="0" w:color="auto"/>
+              <w:left w:val="outset" w:sz="6" w:space="0" w:color="auto"/>
+              <w:bottom w:val="outset" w:sz="6" w:space="0" w:color="auto"/>
+              <w:right w:val="outset" w:sz="6" w:space="0" w:color="auto"/>
+            </w:tcBorders>
+            <w:shd w:val="clear" w:color="auto" w:fill="FFFFFF"/>
+            <w:vAlign w:val="center"/>
+            <w:hideMark/>
+          </w:tcPr>
+          <w:p>
+            <w:pPr>
+              <w:spacing w:before="0" w:after="0"/>
+              <w:rPr>
+                <w:rFonts w:ascii="Consolas" w:eastAsia="Times New Roman" w:hAnsi="Consolas" w:cs="Times New Roman"/>
+                <w:color w:val="000000"/>
+                <w:sz w:val="20"/>
+                <w:szCs w:val="20"/>
+                <w:lang w:eastAsia="en-GB"/>
+              </w:rPr>
+            </w:pPr>
+            <w:r>
+              <w:rPr>
+                <w:rFonts w:ascii="Consolas" w:eastAsia="Times New Roman" w:hAnsi="Consolas" w:cs="Times New Roman"/>
+                <w:color w:val="000000"/>
+                <w:sz w:val="20"/>
+                <w:szCs w:val="20"/>
+                <w:lang w:eastAsia="en-GB"/>
+              </w:rPr>
+              <w:t>1986-06-24</w:t>
+            </w:r>
+          </w:p>
+        </w:tc>
+        <w:tc>
+          <w:tcPr>
+            <w:tcW w:w="0" w:type="auto"/>
+            <w:tcBorders>
+              <w:top w:val="outset" w:sz="6" w:space="0" w:color="auto"/>
+              <w:left w:val="outset" w:sz="6" w:space="0" w:color="auto"/>
+              <w:bottom w:val="outset" w:sz="6" w:space="0" w:color="auto"/>
+              <w:right w:val="outset" w:sz="6" w:space="0" w:color="auto"/>
+            </w:tcBorders>
+            <w:shd w:val="clear" w:color="auto" w:fill="FFFFFF"/>
+            <w:vAlign w:val="center"/>
+            <w:hideMark/>
+          </w:tcPr>
+          <w:p>
+            <w:pPr>
+              <w:spacing w:before="0" w:after="0"/>
+              <w:rPr>
+                <w:rFonts w:ascii="Consolas" w:eastAsia="Times New Roman" w:hAnsi="Consolas" w:cs="Times New Roman"/>
+                <w:color w:val="000000"/>
+                <w:sz w:val="20"/>
+                <w:szCs w:val="20"/>
+                <w:lang w:eastAsia="en-GB"/>
+              </w:rPr>
+            </w:pPr>
+            <w:r>
+              <w:rPr>
+                <w:rFonts w:ascii="Consolas" w:eastAsia="Times New Roman" w:hAnsi="Consolas" w:cs="Times New Roman"/>
+                <w:color w:val="000000"/>
+                <w:sz w:val="20"/>
+                <w:szCs w:val="20"/>
+                <w:lang w:eastAsia="en-GB"/>
+              </w:rPr>
+              <w:t>11</w:t>
+            </w:r>
+          </w:p>
+        </w:tc>
+        <w:tc>
+          <w:tcPr>
+            <w:tcW w:w="0" w:type="auto"/>
+            <w:tcBorders>
+              <w:top w:val="outset" w:sz="6" w:space="0" w:color="auto"/>
+              <w:left w:val="outset" w:sz="6" w:space="0" w:color="auto"/>
+              <w:bottom w:val="outset" w:sz="6" w:space="0" w:color="auto"/>
+              <w:right w:val="outset" w:sz="6" w:space="0" w:color="auto"/>
+            </w:tcBorders>
+            <w:shd w:val="clear" w:color="auto" w:fill="FFFFFF"/>
+            <w:vAlign w:val="center"/>
+            <w:hideMark/>
+          </w:tcPr>
+          <w:p>
+            <w:pPr>
+              <w:spacing w:before="0" w:after="0"/>
+              <w:rPr>
+                <w:rFonts w:ascii="Consolas" w:eastAsia="Times New Roman" w:hAnsi="Consolas" w:cs="Times New Roman"/>
+                <w:color w:val="000000"/>
+                <w:sz w:val="20"/>
+                <w:szCs w:val="20"/>
+                <w:lang w:eastAsia="en-GB"/>
+              </w:rPr>
+            </w:pPr>
+            <w:r>
+              <w:rPr>
+                <w:rFonts w:ascii="Consolas" w:eastAsia="Times New Roman" w:hAnsi="Consolas" w:cs="Times New Roman"/>
+                <w:color w:val="000000"/>
+                <w:sz w:val="20"/>
+                <w:szCs w:val="20"/>
+                <w:lang w:eastAsia="en-GB"/>
+              </w:rPr>
+              <w:t>F</w:t>
+            </w:r>
+          </w:p>
+        </w:tc>
+        <w:tc>
+          <w:tcPr>
+            <w:tcW w:w="0" w:type="auto"/>
+            <w:tcBorders>
+              <w:top w:val="outset" w:sz="6" w:space="0" w:color="auto"/>
+              <w:left w:val="outset" w:sz="6" w:space="0" w:color="auto"/>
+              <w:bottom w:val="outset" w:sz="6" w:space="0" w:color="auto"/>
+              <w:right w:val="outset" w:sz="6" w:space="0" w:color="auto"/>
+            </w:tcBorders>
+            <w:shd w:val="clear" w:color="auto" w:fill="FFFFFF"/>
+            <w:vAlign w:val="center"/>
+            <w:hideMark/>
+          </w:tcPr>
+          <w:p>
+            <w:pPr>
+              <w:spacing w:before="0" w:after="0"/>
+              <w:rPr>
+                <w:rFonts w:ascii="Consolas" w:eastAsia="Times New Roman" w:hAnsi="Consolas" w:cs="Times New Roman"/>
+                <w:color w:val="000000"/>
+                <w:sz w:val="20"/>
+                <w:szCs w:val="20"/>
+                <w:lang w:eastAsia="en-GB"/>
+              </w:rPr>
+            </w:pPr>
+            <w:r>
+              <w:rPr>
+                <w:rFonts w:ascii="Consolas" w:eastAsia="Times New Roman" w:hAnsi="Consolas" w:cs="Times New Roman"/>
+                <w:color w:val="000000"/>
+                <w:sz w:val="20"/>
+                <w:szCs w:val="20"/>
+                <w:lang w:eastAsia="en-GB"/>
+              </w:rPr>
+              <w:t>Student</w:t>
+            </w:r>
+          </w:p>
+        </w:tc>
+      </w:tr>
+      <w:tr>
+        <w:trPr>
+          <w:tblCellSpacing w:w="0" w:type="dxa"/>
+        </w:trPr>
+        <w:tc>
+          <w:tcPr>
+            <w:tcW w:w="0" w:type="auto"/>
+            <w:tcBorders>
+              <w:top w:val="outset" w:sz="6" w:space="0" w:color="auto"/>
+              <w:left w:val="outset" w:sz="6" w:space="0" w:color="auto"/>
+              <w:bottom w:val="outset" w:sz="6" w:space="0" w:color="auto"/>
+              <w:right w:val="outset" w:sz="6" w:space="0" w:color="auto"/>
+            </w:tcBorders>
+            <w:shd w:val="clear" w:color="auto" w:fill="FFFFFF"/>
+            <w:vAlign w:val="center"/>
+            <w:hideMark/>
+          </w:tcPr>
+          <w:p>
+            <w:pPr>
+              <w:spacing w:before="0" w:after="0"/>
+              <w:rPr>
+                <w:rFonts w:ascii="Consolas" w:eastAsia="Times New Roman" w:hAnsi="Consolas" w:cs="Times New Roman"/>
+                <w:color w:val="000000"/>
+                <w:sz w:val="20"/>
+                <w:szCs w:val="20"/>
+                <w:lang w:eastAsia="en-GB"/>
+              </w:rPr>
+            </w:pPr>
+            <w:r>
+              <w:rPr>
+                <w:rFonts w:ascii="Consolas" w:eastAsia="Times New Roman" w:hAnsi="Consolas" w:cs="Times New Roman"/>
+                <w:color w:val="000000"/>
+                <w:sz w:val="20"/>
+                <w:szCs w:val="20"/>
+                <w:lang w:eastAsia="en-GB"/>
+              </w:rPr>
+              <w:t>BFU236</w:t>
+            </w:r>
+          </w:p>
+        </w:tc>
+        <w:tc>
+          <w:tcPr>
+            <w:tcW w:w="0" w:type="auto"/>
+            <w:tcBorders>
+              <w:top w:val="outset" w:sz="6" w:space="0" w:color="auto"/>
+              <w:left w:val="outset" w:sz="6" w:space="0" w:color="auto"/>
+              <w:bottom w:val="outset" w:sz="6" w:space="0" w:color="auto"/>
+              <w:right w:val="outset" w:sz="6" w:space="0" w:color="auto"/>
+            </w:tcBorders>
+            <w:shd w:val="clear" w:color="auto" w:fill="FFFFFF"/>
+            <w:vAlign w:val="center"/>
+            <w:hideMark/>
+          </w:tcPr>
+          <w:p>
+            <w:pPr>
+              <w:spacing w:before="0" w:after="0"/>
+              <w:rPr>
+                <w:rFonts w:ascii="Consolas" w:eastAsia="Times New Roman" w:hAnsi="Consolas" w:cs="Times New Roman"/>
+                <w:color w:val="000000"/>
+                <w:sz w:val="20"/>
+                <w:szCs w:val="20"/>
+                <w:lang w:eastAsia="en-GB"/>
+              </w:rPr>
+            </w:pPr>
+            <w:r>
+              <w:rPr>
+                <w:rFonts w:ascii="Consolas" w:eastAsia="Times New Roman" w:hAnsi="Consolas" w:cs="Times New Roman"/>
+                <w:color w:val="000000"/>
+                <w:sz w:val="20"/>
+                <w:szCs w:val="20"/>
+                <w:lang w:eastAsia="en-GB"/>
+              </w:rPr>
+              <w:t>SP433</w:t>
+            </w:r>
+          </w:p>
+        </w:tc>
+        <w:tc>
+          <w:tcPr>
+            <w:tcW w:w="0" w:type="auto"/>
+            <w:tcBorders>
+              <w:top w:val="outset" w:sz="6" w:space="0" w:color="auto"/>
+              <w:left w:val="outset" w:sz="6" w:space="0" w:color="auto"/>
+              <w:bottom w:val="outset" w:sz="6" w:space="0" w:color="auto"/>
+              <w:right w:val="outset" w:sz="6" w:space="0" w:color="auto"/>
+            </w:tcBorders>
+            <w:shd w:val="clear" w:color="auto" w:fill="FFFFFF"/>
+            <w:vAlign w:val="center"/>
+            <w:hideMark/>
+          </w:tcPr>
+          <w:p>
+            <w:pPr>
+              <w:spacing w:before="0" w:after="0"/>
+              <w:rPr>
+                <w:rFonts w:ascii="Consolas" w:eastAsia="Times New Roman" w:hAnsi="Consolas" w:cs="Times New Roman"/>
+                <w:color w:val="000000"/>
+                <w:sz w:val="20"/>
+                <w:szCs w:val="20"/>
+                <w:lang w:eastAsia="en-GB"/>
+              </w:rPr>
+            </w:pPr>
+            <w:r>
+              <w:rPr>
+                <w:rFonts w:ascii="Consolas" w:eastAsia="Times New Roman" w:hAnsi="Consolas" w:cs="Times New Roman"/>
+                <w:color w:val="000000"/>
+                <w:sz w:val="20"/>
+                <w:szCs w:val="20"/>
+                <w:lang w:eastAsia="en-GB"/>
+              </w:rPr>
+              <w:t>Amity</w:t>
+            </w:r>
+          </w:p>
+        </w:tc>
+        <w:tc>
+          <w:tcPr>
+            <w:tcW w:w="0" w:type="auto"/>
+            <w:tcBorders>
+              <w:top w:val="outset" w:sz="6" w:space="0" w:color="auto"/>
+              <w:left w:val="outset" w:sz="6" w:space="0" w:color="auto"/>
+              <w:bottom w:val="outset" w:sz="6" w:space="0" w:color="auto"/>
+              <w:right w:val="outset" w:sz="6" w:space="0" w:color="auto"/>
+            </w:tcBorders>
+            <w:shd w:val="clear" w:color="auto" w:fill="FFFFFF"/>
+            <w:vAlign w:val="center"/>
+            <w:hideMark/>
+          </w:tcPr>
+          <w:p>
+            <w:pPr>
+              <w:spacing w:before="0" w:after="0"/>
+              <w:rPr>
+                <w:rFonts w:ascii="Consolas" w:eastAsia="Times New Roman" w:hAnsi="Consolas" w:cs="Times New Roman"/>
+                <w:color w:val="000000"/>
+                <w:sz w:val="20"/>
+                <w:szCs w:val="20"/>
+                <w:lang w:eastAsia="en-GB"/>
+              </w:rPr>
+            </w:pPr>
+            <w:r>
+              <w:rPr>
+                <w:rFonts w:ascii="Consolas" w:eastAsia="Times New Roman" w:hAnsi="Consolas" w:cs="Times New Roman"/>
+                <w:color w:val="000000"/>
+                <w:sz w:val="20"/>
+                <w:szCs w:val="20"/>
+                <w:lang w:eastAsia="en-GB"/>
+              </w:rPr>
+              <w:t>Booker</w:t>
+            </w:r>
+          </w:p>
+        </w:tc>
+        <w:tc>
+          <w:tcPr>
+            <w:tcW w:w="0" w:type="auto"/>
+            <w:tcBorders>
+              <w:top w:val="outset" w:sz="6" w:space="0" w:color="auto"/>
+              <w:left w:val="outset" w:sz="6" w:space="0" w:color="auto"/>
+              <w:bottom w:val="outset" w:sz="6" w:space="0" w:color="auto"/>
+              <w:right w:val="outset" w:sz="6" w:space="0" w:color="auto"/>
+            </w:tcBorders>
+            <w:shd w:val="clear" w:color="auto" w:fill="FFFFFF"/>
+            <w:vAlign w:val="center"/>
+            <w:hideMark/>
+          </w:tcPr>
+          <w:p>
+            <w:pPr>
+              <w:spacing w:before="0" w:after="0"/>
+              <w:rPr>
+                <w:rFonts w:ascii="Consolas" w:eastAsia="Times New Roman" w:hAnsi="Consolas" w:cs="Times New Roman"/>
+                <w:color w:val="000000"/>
+                <w:sz w:val="20"/>
+                <w:szCs w:val="20"/>
+                <w:lang w:eastAsia="en-GB"/>
+              </w:rPr>
+            </w:pPr>
+            <w:r>
+              <w:rPr>
+                <w:rFonts w:ascii="Consolas" w:eastAsia="Times New Roman" w:hAnsi="Consolas" w:cs="Times New Roman"/>
+                <w:color w:val="000000"/>
+                <w:sz w:val="20"/>
+                <w:szCs w:val="20"/>
+                <w:lang w:eastAsia="en-GB"/>
+              </w:rPr>
+              <w:t xml:space="preserve">15 </w:t>
+            </w:r>
+            <w:proofErr w:type="spellStart"/>
+            <w:r>
+              <w:rPr>
+                <w:rFonts w:ascii="Consolas" w:eastAsia="Times New Roman" w:hAnsi="Consolas" w:cs="Times New Roman"/>
+                <w:color w:val="000000"/>
+                <w:sz w:val="20"/>
+                <w:szCs w:val="20"/>
+                <w:lang w:eastAsia="en-GB"/>
+              </w:rPr>
+              <w:t>Feugiat</w:t>
+            </w:r>
+            <w:proofErr w:type="spellEnd"/>
+            <w:r>
+              <w:rPr>
+                <w:rFonts w:ascii="Consolas" w:eastAsia="Times New Roman" w:hAnsi="Consolas" w:cs="Times New Roman"/>
+                <w:color w:val="000000"/>
+                <w:sz w:val="20"/>
+                <w:szCs w:val="20"/>
+                <w:lang w:eastAsia="en-GB"/>
+              </w:rPr>
+              <w:t xml:space="preserve"> Street</w:t>
+            </w:r>
+          </w:p>
+        </w:tc>
+        <w:tc>
+          <w:tcPr>
+            <w:tcW w:w="0" w:type="auto"/>
+            <w:tcBorders>
+              <w:top w:val="outset" w:sz="6" w:space="0" w:color="auto"/>
+              <w:left w:val="outset" w:sz="6" w:space="0" w:color="auto"/>
+              <w:bottom w:val="outset" w:sz="6" w:space="0" w:color="auto"/>
+              <w:right w:val="outset" w:sz="6" w:space="0" w:color="auto"/>
+            </w:tcBorders>
+            <w:shd w:val="clear" w:color="auto" w:fill="FFFFFF"/>
+            <w:vAlign w:val="center"/>
+            <w:hideMark/>
+          </w:tcPr>
+          <w:p>
+            <w:pPr>
+              <w:spacing w:before="0" w:after="0"/>
+              <w:rPr>
+                <w:rFonts w:ascii="Consolas" w:eastAsia="Times New Roman" w:hAnsi="Consolas" w:cs="Times New Roman"/>
+                <w:color w:val="000000"/>
+                <w:sz w:val="20"/>
+                <w:szCs w:val="20"/>
+                <w:lang w:eastAsia="en-GB"/>
+              </w:rPr>
+            </w:pPr>
+            <w:r>
+              <w:rPr>
+                <w:rFonts w:ascii="Consolas" w:eastAsia="Times New Roman" w:hAnsi="Consolas" w:cs="Times New Roman"/>
+                <w:color w:val="000000"/>
+                <w:sz w:val="20"/>
+                <w:szCs w:val="20"/>
+                <w:lang w:eastAsia="en-GB"/>
+              </w:rPr>
+              <w:t>Port Worland</w:t>
+            </w:r>
+          </w:p>
+        </w:tc>
+        <w:tc>
+          <w:tcPr>
+            <w:tcW w:w="0" w:type="auto"/>
+            <w:tcBorders>
+              <w:top w:val="outset" w:sz="6" w:space="0" w:color="auto"/>
+              <w:left w:val="outset" w:sz="6" w:space="0" w:color="auto"/>
+              <w:bottom w:val="outset" w:sz="6" w:space="0" w:color="auto"/>
+              <w:right w:val="outset" w:sz="6" w:space="0" w:color="auto"/>
+            </w:tcBorders>
+            <w:shd w:val="clear" w:color="auto" w:fill="FFFFFF"/>
+            <w:vAlign w:val="center"/>
+            <w:hideMark/>
+          </w:tcPr>
+          <w:p>
+            <w:pPr>
+              <w:spacing w:before="0" w:after="0"/>
+              <w:rPr>
+                <w:rFonts w:ascii="Consolas" w:eastAsia="Times New Roman" w:hAnsi="Consolas" w:cs="Times New Roman"/>
+                <w:color w:val="000000"/>
+                <w:sz w:val="20"/>
+                <w:szCs w:val="20"/>
+                <w:lang w:eastAsia="en-GB"/>
+              </w:rPr>
+            </w:pPr>
+            <w:r>
+              <w:rPr>
+                <w:rFonts w:ascii="Consolas" w:eastAsia="Times New Roman" w:hAnsi="Consolas" w:cs="Times New Roman"/>
+                <w:color w:val="000000"/>
+                <w:sz w:val="20"/>
+                <w:szCs w:val="20"/>
+                <w:lang w:eastAsia="en-GB"/>
+              </w:rPr>
+              <w:t>Y9 5JM</w:t>
+            </w:r>
+          </w:p>
+        </w:tc>
+        <w:tc>
+          <w:tcPr>
+            <w:tcW w:w="0" w:type="auto"/>
+            <w:tcBorders>
+              <w:top w:val="outset" w:sz="6" w:space="0" w:color="auto"/>
+              <w:left w:val="outset" w:sz="6" w:space="0" w:color="auto"/>
+              <w:bottom w:val="outset" w:sz="6" w:space="0" w:color="auto"/>
+              <w:right w:val="outset" w:sz="6" w:space="0" w:color="auto"/>
+            </w:tcBorders>
+            <w:shd w:val="clear" w:color="auto" w:fill="FFFFFF"/>
+            <w:vAlign w:val="center"/>
+            <w:hideMark/>
+          </w:tcPr>
+          <w:p>
+            <w:pPr>
+              <w:spacing w:before="0" w:after="0"/>
+              <w:rPr>
+                <w:rFonts w:ascii="Consolas" w:eastAsia="Times New Roman" w:hAnsi="Consolas" w:cs="Times New Roman"/>
+                <w:color w:val="000000"/>
+                <w:sz w:val="20"/>
+                <w:szCs w:val="20"/>
+                <w:lang w:eastAsia="en-GB"/>
+              </w:rPr>
+            </w:pPr>
+            <w:r>
+              <w:rPr>
+                <w:rFonts w:ascii="Consolas" w:eastAsia="Times New Roman" w:hAnsi="Consolas" w:cs="Times New Roman"/>
+                <w:color w:val="000000"/>
+                <w:sz w:val="20"/>
+                <w:szCs w:val="20"/>
+                <w:lang w:eastAsia="en-GB"/>
+              </w:rPr>
+              <w:t>1969-07-16</w:t>
+            </w:r>
+          </w:p>
+        </w:tc>
+        <w:tc>
+          <w:tcPr>
+            <w:tcW w:w="0" w:type="auto"/>
+            <w:tcBorders>
+              <w:top w:val="outset" w:sz="6" w:space="0" w:color="auto"/>
+              <w:left w:val="outset" w:sz="6" w:space="0" w:color="auto"/>
+              <w:bottom w:val="outset" w:sz="6" w:space="0" w:color="auto"/>
+              <w:right w:val="outset" w:sz="6" w:space="0" w:color="auto"/>
+            </w:tcBorders>
+            <w:shd w:val="clear" w:color="auto" w:fill="FFFFFF"/>
+            <w:vAlign w:val="center"/>
+            <w:hideMark/>
+          </w:tcPr>
+          <w:p>
+            <w:pPr>
+              <w:spacing w:before="0" w:after="0"/>
+              <w:rPr>
+                <w:rFonts w:ascii="Consolas" w:eastAsia="Times New Roman" w:hAnsi="Consolas" w:cs="Times New Roman"/>
+                <w:color w:val="000000"/>
+                <w:sz w:val="20"/>
+                <w:szCs w:val="20"/>
+                <w:lang w:eastAsia="en-GB"/>
+              </w:rPr>
+            </w:pPr>
+            <w:r>
+              <w:rPr>
+                <w:rFonts w:ascii="Consolas" w:eastAsia="Times New Roman" w:hAnsi="Consolas" w:cs="Times New Roman"/>
+                <w:color w:val="000000"/>
+                <w:sz w:val="20"/>
+                <w:szCs w:val="20"/>
+                <w:lang w:eastAsia="en-GB"/>
+              </w:rPr>
+              <w:t>12</w:t>
+            </w:r>
+          </w:p>
+        </w:tc>
+        <w:tc>
+          <w:tcPr>
+            <w:tcW w:w="0" w:type="auto"/>
+            <w:tcBorders>
+              <w:top w:val="outset" w:sz="6" w:space="0" w:color="auto"/>
+              <w:left w:val="outset" w:sz="6" w:space="0" w:color="auto"/>
+              <w:bottom w:val="outset" w:sz="6" w:space="0" w:color="auto"/>
+              <w:right w:val="outset" w:sz="6" w:space="0" w:color="auto"/>
+            </w:tcBorders>
+            <w:shd w:val="clear" w:color="auto" w:fill="FFFFFF"/>
+            <w:vAlign w:val="center"/>
+            <w:hideMark/>
+          </w:tcPr>
+          <w:p>
+            <w:pPr>
+              <w:spacing w:before="0" w:after="0"/>
+              <w:rPr>
+                <w:rFonts w:ascii="Consolas" w:eastAsia="Times New Roman" w:hAnsi="Consolas" w:cs="Times New Roman"/>
+                <w:color w:val="000000"/>
+                <w:sz w:val="20"/>
+                <w:szCs w:val="20"/>
+                <w:lang w:eastAsia="en-GB"/>
+              </w:rPr>
+            </w:pPr>
+            <w:r>
+              <w:rPr>
+                <w:rFonts w:ascii="Consolas" w:eastAsia="Times New Roman" w:hAnsi="Consolas" w:cs="Times New Roman"/>
+                <w:color w:val="000000"/>
+                <w:sz w:val="20"/>
+                <w:szCs w:val="20"/>
+                <w:lang w:eastAsia="en-GB"/>
+              </w:rPr>
+              <w:t>F</w:t>
+            </w:r>
+          </w:p>
+        </w:tc>
+        <w:tc>
+          <w:tcPr>
+            <w:tcW w:w="0" w:type="auto"/>
+            <w:tcBorders>
+              <w:top w:val="outset" w:sz="6" w:space="0" w:color="auto"/>
+              <w:left w:val="outset" w:sz="6" w:space="0" w:color="auto"/>
+              <w:bottom w:val="outset" w:sz="6" w:space="0" w:color="auto"/>
+              <w:right w:val="outset" w:sz="6" w:space="0" w:color="auto"/>
+            </w:tcBorders>
+            <w:shd w:val="clear" w:color="auto" w:fill="FFFFFF"/>
+            <w:vAlign w:val="center"/>
+            <w:hideMark/>
+          </w:tcPr>
+          <w:p>
+            <w:pPr>
+              <w:spacing w:before="0" w:after="0"/>
+              <w:rPr>
+                <w:rFonts w:ascii="Consolas" w:eastAsia="Times New Roman" w:hAnsi="Consolas" w:cs="Times New Roman"/>
+                <w:color w:val="000000"/>
+                <w:sz w:val="20"/>
+                <w:szCs w:val="20"/>
+                <w:lang w:eastAsia="en-GB"/>
+              </w:rPr>
+            </w:pPr>
+            <w:r>
+              <w:rPr>
+                <w:rFonts w:ascii="Consolas" w:eastAsia="Times New Roman" w:hAnsi="Consolas" w:cs="Times New Roman"/>
+                <w:color w:val="000000"/>
+                <w:sz w:val="20"/>
+                <w:szCs w:val="20"/>
+                <w:lang w:eastAsia="en-GB"/>
+              </w:rPr>
+              <w:t>Adult</w:t>
+            </w:r>
+          </w:p>
+        </w:tc>
+      </w:tr>
+      <w:tr>
+        <w:trPr>
+          <w:tblCellSpacing w:w="0" w:type="dxa"/>
+        </w:trPr>
+        <w:tc>
+          <w:tcPr>
+            <w:tcW w:w="0" w:type="auto"/>
+            <w:tcBorders>
+              <w:top w:val="outset" w:sz="6" w:space="0" w:color="auto"/>
+              <w:left w:val="outset" w:sz="6" w:space="0" w:color="auto"/>
+              <w:bottom w:val="outset" w:sz="6" w:space="0" w:color="auto"/>
+              <w:right w:val="outset" w:sz="6" w:space="0" w:color="auto"/>
+            </w:tcBorders>
+            <w:shd w:val="clear" w:color="auto" w:fill="FFFFFF"/>
+            <w:vAlign w:val="center"/>
+            <w:hideMark/>
+          </w:tcPr>
+          <w:p>
+            <w:pPr>
+              <w:spacing w:before="0" w:after="0"/>
+              <w:rPr>
+                <w:rFonts w:ascii="Consolas" w:eastAsia="Times New Roman" w:hAnsi="Consolas" w:cs="Times New Roman"/>
+                <w:color w:val="000000"/>
+                <w:sz w:val="20"/>
+                <w:szCs w:val="20"/>
+                <w:lang w:eastAsia="en-GB"/>
+              </w:rPr>
+            </w:pPr>
+            <w:r>
+              <w:rPr>
+                <w:rFonts w:ascii="Consolas" w:eastAsia="Times New Roman" w:hAnsi="Consolas" w:cs="Times New Roman"/>
+                <w:color w:val="000000"/>
+                <w:sz w:val="20"/>
+                <w:szCs w:val="20"/>
+                <w:lang w:eastAsia="en-GB"/>
+              </w:rPr>
+              <w:t>CMB202</w:t>
+            </w:r>
+          </w:p>
+        </w:tc>
+        <w:tc>
+          <w:tcPr>
+            <w:tcW w:w="0" w:type="auto"/>
+            <w:tcBorders>
+              <w:top w:val="outset" w:sz="6" w:space="0" w:color="auto"/>
+              <w:left w:val="outset" w:sz="6" w:space="0" w:color="auto"/>
+              <w:bottom w:val="outset" w:sz="6" w:space="0" w:color="auto"/>
+              <w:right w:val="outset" w:sz="6" w:space="0" w:color="auto"/>
+            </w:tcBorders>
+            <w:shd w:val="clear" w:color="auto" w:fill="FFFFFF"/>
+            <w:vAlign w:val="center"/>
+            <w:hideMark/>
+          </w:tcPr>
+          <w:p>
+            <w:pPr>
+              <w:spacing w:before="0" w:after="0"/>
+              <w:rPr>
+                <w:rFonts w:ascii="Consolas" w:eastAsia="Times New Roman" w:hAnsi="Consolas" w:cs="Times New Roman"/>
+                <w:color w:val="000000"/>
+                <w:sz w:val="20"/>
+                <w:szCs w:val="20"/>
+                <w:lang w:eastAsia="en-GB"/>
+              </w:rPr>
+            </w:pPr>
+            <w:r>
+              <w:rPr>
+                <w:rFonts w:ascii="Consolas" w:eastAsia="Times New Roman" w:hAnsi="Consolas" w:cs="Times New Roman"/>
+                <w:color w:val="000000"/>
+                <w:sz w:val="20"/>
+                <w:szCs w:val="20"/>
+                <w:lang w:eastAsia="en-GB"/>
+              </w:rPr>
+              <w:t>SP197</w:t>
+            </w:r>
+          </w:p>
+        </w:tc>
+        <w:tc>
+          <w:tcPr>
+            <w:tcW w:w="0" w:type="auto"/>
+            <w:tcBorders>
+              <w:top w:val="outset" w:sz="6" w:space="0" w:color="auto"/>
+              <w:left w:val="outset" w:sz="6" w:space="0" w:color="auto"/>
+              <w:bottom w:val="outset" w:sz="6" w:space="0" w:color="auto"/>
+              <w:right w:val="outset" w:sz="6" w:space="0" w:color="auto"/>
+            </w:tcBorders>
+            <w:shd w:val="clear" w:color="auto" w:fill="FFFFFF"/>
+            <w:vAlign w:val="center"/>
+            <w:hideMark/>
+          </w:tcPr>
+          <w:p>
+            <w:pPr>
+              <w:spacing w:before="0" w:after="0"/>
+              <w:rPr>
+                <w:rFonts w:ascii="Consolas" w:eastAsia="Times New Roman" w:hAnsi="Consolas" w:cs="Times New Roman"/>
+                <w:color w:val="000000"/>
+                <w:sz w:val="20"/>
+                <w:szCs w:val="20"/>
+                <w:lang w:eastAsia="en-GB"/>
+              </w:rPr>
+            </w:pPr>
+            <w:r>
+              <w:rPr>
+                <w:rFonts w:ascii="Consolas" w:eastAsia="Times New Roman" w:hAnsi="Consolas" w:cs="Times New Roman"/>
+                <w:color w:val="000000"/>
+                <w:sz w:val="20"/>
+                <w:szCs w:val="20"/>
+                <w:lang w:eastAsia="en-GB"/>
+              </w:rPr>
+              <w:t>Forrest</w:t>
+            </w:r>
+          </w:p>
+        </w:tc>
+        <w:tc>
+          <w:tcPr>
+            <w:tcW w:w="0" w:type="auto"/>
+            <w:tcBorders>
+              <w:top w:val="outset" w:sz="6" w:space="0" w:color="auto"/>
+              <w:left w:val="outset" w:sz="6" w:space="0" w:color="auto"/>
+              <w:bottom w:val="outset" w:sz="6" w:space="0" w:color="auto"/>
+              <w:right w:val="outset" w:sz="6" w:space="0" w:color="auto"/>
+            </w:tcBorders>
+            <w:shd w:val="clear" w:color="auto" w:fill="FFFFFF"/>
+            <w:vAlign w:val="center"/>
+            <w:hideMark/>
+          </w:tcPr>
+          <w:p>
+            <w:pPr>
+              <w:spacing w:before="0" w:after="0"/>
+              <w:rPr>
+                <w:rFonts w:ascii="Consolas" w:eastAsia="Times New Roman" w:hAnsi="Consolas" w:cs="Times New Roman"/>
+                <w:color w:val="000000"/>
+                <w:sz w:val="20"/>
+                <w:szCs w:val="20"/>
+                <w:lang w:eastAsia="en-GB"/>
+              </w:rPr>
+            </w:pPr>
+            <w:r>
+              <w:rPr>
+                <w:rFonts w:ascii="Consolas" w:eastAsia="Times New Roman" w:hAnsi="Consolas" w:cs="Times New Roman"/>
+                <w:color w:val="000000"/>
+                <w:sz w:val="20"/>
+                <w:szCs w:val="20"/>
+                <w:lang w:eastAsia="en-GB"/>
+              </w:rPr>
+              <w:t>Cervantes</w:t>
+            </w:r>
+          </w:p>
+        </w:tc>
+        <w:tc>
+          <w:tcPr>
+            <w:tcW w:w="0" w:type="auto"/>
+            <w:tcBorders>
+              <w:top w:val="outset" w:sz="6" w:space="0" w:color="auto"/>
+              <w:left w:val="outset" w:sz="6" w:space="0" w:color="auto"/>
+              <w:bottom w:val="outset" w:sz="6" w:space="0" w:color="auto"/>
+              <w:right w:val="outset" w:sz="6" w:space="0" w:color="auto"/>
+            </w:tcBorders>
+            <w:shd w:val="clear" w:color="auto" w:fill="FFFFFF"/>
+            <w:vAlign w:val="center"/>
+            <w:hideMark/>
+          </w:tcPr>
+          <w:p>
+            <w:pPr>
+              <w:spacing w:before="0" w:after="0"/>
+              <w:rPr>
+                <w:rFonts w:ascii="Consolas" w:eastAsia="Times New Roman" w:hAnsi="Consolas" w:cs="Times New Roman"/>
+                <w:color w:val="000000"/>
+                <w:sz w:val="20"/>
+                <w:szCs w:val="20"/>
+                <w:lang w:eastAsia="en-GB"/>
+              </w:rPr>
+            </w:pPr>
+            <w:r>
+              <w:rPr>
+                <w:rFonts w:ascii="Consolas" w:eastAsia="Times New Roman" w:hAnsi="Consolas" w:cs="Times New Roman"/>
+                <w:color w:val="000000"/>
+                <w:sz w:val="20"/>
+                <w:szCs w:val="20"/>
+                <w:lang w:eastAsia="en-GB"/>
+              </w:rPr>
+              <w:t xml:space="preserve">99 </w:t>
+            </w:r>
+            <w:proofErr w:type="spellStart"/>
+            <w:r>
+              <w:rPr>
+                <w:rFonts w:ascii="Consolas" w:eastAsia="Times New Roman" w:hAnsi="Consolas" w:cs="Times New Roman"/>
+                <w:color w:val="000000"/>
+                <w:sz w:val="20"/>
+                <w:szCs w:val="20"/>
+                <w:lang w:eastAsia="en-GB"/>
+              </w:rPr>
+              <w:t>Phasellus</w:t>
+            </w:r>
+            <w:proofErr w:type="spellEnd"/>
+            <w:r>
+              <w:rPr>
+                <w:rFonts w:ascii="Consolas" w:eastAsia="Times New Roman" w:hAnsi="Consolas" w:cs="Times New Roman"/>
+                <w:color w:val="000000"/>
+                <w:sz w:val="20"/>
+                <w:szCs w:val="20"/>
+                <w:lang w:eastAsia="en-GB"/>
+              </w:rPr>
+              <w:t xml:space="preserve"> Road</w:t>
+            </w:r>
+          </w:p>
+        </w:tc>
+        <w:tc>
+          <w:tcPr>
+            <w:tcW w:w="0" w:type="auto"/>
+            <w:tcBorders>
+              <w:top w:val="outset" w:sz="6" w:space="0" w:color="auto"/>
+              <w:left w:val="outset" w:sz="6" w:space="0" w:color="auto"/>
+              <w:bottom w:val="outset" w:sz="6" w:space="0" w:color="auto"/>
+              <w:right w:val="outset" w:sz="6" w:space="0" w:color="auto"/>
+            </w:tcBorders>
+            <w:shd w:val="clear" w:color="auto" w:fill="FFFFFF"/>
+            <w:vAlign w:val="center"/>
+            <w:hideMark/>
+          </w:tcPr>
+          <w:p>
+            <w:pPr>
+              <w:spacing w:before="0" w:after="0"/>
+              <w:rPr>
+                <w:rFonts w:ascii="Consolas" w:eastAsia="Times New Roman" w:hAnsi="Consolas" w:cs="Times New Roman"/>
+                <w:color w:val="000000"/>
+                <w:sz w:val="20"/>
+                <w:szCs w:val="20"/>
+                <w:lang w:eastAsia="en-GB"/>
+              </w:rPr>
+            </w:pPr>
+            <w:r>
+              <w:rPr>
+                <w:rFonts w:ascii="Consolas" w:eastAsia="Times New Roman" w:hAnsi="Consolas" w:cs="Times New Roman"/>
+                <w:color w:val="000000"/>
+                <w:sz w:val="20"/>
+                <w:szCs w:val="20"/>
+                <w:lang w:eastAsia="en-GB"/>
+              </w:rPr>
+              <w:t>Baldwin</w:t>
+            </w:r>
+          </w:p>
+        </w:tc>
+        <w:tc>
+          <w:tcPr>
+            <w:tcW w:w="0" w:type="auto"/>
+            <w:tcBorders>
+              <w:top w:val="outset" w:sz="6" w:space="0" w:color="auto"/>
+              <w:left w:val="outset" w:sz="6" w:space="0" w:color="auto"/>
+              <w:bottom w:val="outset" w:sz="6" w:space="0" w:color="auto"/>
+              <w:right w:val="outset" w:sz="6" w:space="0" w:color="auto"/>
+            </w:tcBorders>
+            <w:shd w:val="clear" w:color="auto" w:fill="FFFFFF"/>
+            <w:vAlign w:val="center"/>
+            <w:hideMark/>
+          </w:tcPr>
+          <w:p>
+            <w:pPr>
+              <w:spacing w:before="0" w:after="0"/>
+              <w:rPr>
+                <w:rFonts w:ascii="Consolas" w:eastAsia="Times New Roman" w:hAnsi="Consolas" w:cs="Times New Roman"/>
+                <w:color w:val="000000"/>
+                <w:sz w:val="20"/>
+                <w:szCs w:val="20"/>
+                <w:lang w:eastAsia="en-GB"/>
+              </w:rPr>
+            </w:pPr>
+            <w:r>
+              <w:rPr>
+                <w:rFonts w:ascii="Consolas" w:eastAsia="Times New Roman" w:hAnsi="Consolas" w:cs="Times New Roman"/>
+                <w:color w:val="000000"/>
+                <w:sz w:val="20"/>
+                <w:szCs w:val="20"/>
+                <w:lang w:eastAsia="en-GB"/>
+              </w:rPr>
+              <w:t>W03 8HQ</w:t>
+            </w:r>
+          </w:p>
+        </w:tc>
+        <w:tc>
+          <w:tcPr>
+            <w:tcW w:w="0" w:type="auto"/>
+            <w:tcBorders>
+              <w:top w:val="outset" w:sz="6" w:space="0" w:color="auto"/>
+              <w:left w:val="outset" w:sz="6" w:space="0" w:color="auto"/>
+              <w:bottom w:val="outset" w:sz="6" w:space="0" w:color="auto"/>
+              <w:right w:val="outset" w:sz="6" w:space="0" w:color="auto"/>
+            </w:tcBorders>
+            <w:shd w:val="clear" w:color="auto" w:fill="FFFFFF"/>
+            <w:vAlign w:val="center"/>
+            <w:hideMark/>
+          </w:tcPr>
+          <w:p>
+            <w:pPr>
+              <w:spacing w:before="0" w:after="0"/>
+              <w:rPr>
+                <w:rFonts w:ascii="Consolas" w:eastAsia="Times New Roman" w:hAnsi="Consolas" w:cs="Times New Roman"/>
+                <w:color w:val="000000"/>
+                <w:sz w:val="20"/>
+                <w:szCs w:val="20"/>
+                <w:lang w:eastAsia="en-GB"/>
+              </w:rPr>
+            </w:pPr>
+            <w:r>
+              <w:rPr>
+                <w:rFonts w:ascii="Consolas" w:eastAsia="Times New Roman" w:hAnsi="Consolas" w:cs="Times New Roman"/>
+                <w:color w:val="000000"/>
+                <w:sz w:val="20"/>
+                <w:szCs w:val="20"/>
+                <w:lang w:eastAsia="en-GB"/>
+              </w:rPr>
+              <w:t>1993-09-08</w:t>
+            </w:r>
+          </w:p>
+        </w:tc>
+        <w:tc>
+          <w:tcPr>
+            <w:tcW w:w="0" w:type="auto"/>
+            <w:tcBorders>
+              <w:top w:val="outset" w:sz="6" w:space="0" w:color="auto"/>
+              <w:left w:val="outset" w:sz="6" w:space="0" w:color="auto"/>
+              <w:bottom w:val="outset" w:sz="6" w:space="0" w:color="auto"/>
+              <w:right w:val="outset" w:sz="6" w:space="0" w:color="auto"/>
+            </w:tcBorders>
+            <w:shd w:val="clear" w:color="auto" w:fill="FFFFFF"/>
+            <w:vAlign w:val="center"/>
+            <w:hideMark/>
+          </w:tcPr>
+          <w:p>
+            <w:pPr>
+              <w:spacing w:before="0" w:after="0"/>
+              <w:rPr>
+                <w:rFonts w:ascii="Consolas" w:eastAsia="Times New Roman" w:hAnsi="Consolas" w:cs="Times New Roman"/>
+                <w:color w:val="000000"/>
+                <w:sz w:val="20"/>
+                <w:szCs w:val="20"/>
+                <w:lang w:eastAsia="en-GB"/>
+              </w:rPr>
+            </w:pPr>
+            <w:r>
+              <w:rPr>
+                <w:rFonts w:ascii="Consolas" w:eastAsia="Times New Roman" w:hAnsi="Consolas" w:cs="Times New Roman"/>
+                <w:color w:val="000000"/>
+                <w:sz w:val="20"/>
+                <w:szCs w:val="20"/>
+                <w:lang w:eastAsia="en-GB"/>
+              </w:rPr>
+              <w:t>12</w:t>
+            </w:r>
+          </w:p>
+        </w:tc>
+        <w:tc>
+          <w:tcPr>
+            <w:tcW w:w="0" w:type="auto"/>
+            <w:tcBorders>
+              <w:top w:val="outset" w:sz="6" w:space="0" w:color="auto"/>
+              <w:left w:val="outset" w:sz="6" w:space="0" w:color="auto"/>
+              <w:bottom w:val="outset" w:sz="6" w:space="0" w:color="auto"/>
+              <w:right w:val="outset" w:sz="6" w:space="0" w:color="auto"/>
+            </w:tcBorders>
+            <w:shd w:val="clear" w:color="auto" w:fill="FFFFFF"/>
+            <w:vAlign w:val="center"/>
+            <w:hideMark/>
+          </w:tcPr>
+          <w:p>
+            <w:pPr>
+              <w:spacing w:before="0" w:after="0"/>
+              <w:rPr>
+                <w:rFonts w:ascii="Consolas" w:eastAsia="Times New Roman" w:hAnsi="Consolas" w:cs="Times New Roman"/>
+                <w:color w:val="000000"/>
+                <w:sz w:val="20"/>
+                <w:szCs w:val="20"/>
+                <w:lang w:eastAsia="en-GB"/>
+              </w:rPr>
+            </w:pPr>
+            <w:r>
+              <w:rPr>
+                <w:rFonts w:ascii="Consolas" w:eastAsia="Times New Roman" w:hAnsi="Consolas" w:cs="Times New Roman"/>
+                <w:color w:val="000000"/>
+                <w:sz w:val="20"/>
+                <w:szCs w:val="20"/>
+                <w:lang w:eastAsia="en-GB"/>
+              </w:rPr>
+              <w:t>M</w:t>
+            </w:r>
+          </w:p>
+        </w:tc>
+        <w:tc>
+          <w:tcPr>
+            <w:tcW w:w="0" w:type="auto"/>
+            <w:tcBorders>
+              <w:top w:val="outset" w:sz="6" w:space="0" w:color="auto"/>
+              <w:left w:val="outset" w:sz="6" w:space="0" w:color="auto"/>
+              <w:bottom w:val="outset" w:sz="6" w:space="0" w:color="auto"/>
+              <w:right w:val="outset" w:sz="6" w:space="0" w:color="auto"/>
+            </w:tcBorders>
+            <w:shd w:val="clear" w:color="auto" w:fill="FFFFFF"/>
+            <w:vAlign w:val="center"/>
+            <w:hideMark/>
+          </w:tcPr>
+          <w:p>
+            <w:pPr>
+              <w:spacing w:before="0" w:after="0"/>
+              <w:rPr>
+                <w:rFonts w:ascii="Consolas" w:eastAsia="Times New Roman" w:hAnsi="Consolas" w:cs="Times New Roman"/>
+                <w:color w:val="000000"/>
+                <w:sz w:val="20"/>
+                <w:szCs w:val="20"/>
+                <w:lang w:eastAsia="en-GB"/>
+              </w:rPr>
+            </w:pPr>
+            <w:r>
+              <w:rPr>
+                <w:rFonts w:ascii="Consolas" w:eastAsia="Times New Roman" w:hAnsi="Consolas" w:cs="Times New Roman"/>
+                <w:color w:val="000000"/>
+                <w:sz w:val="20"/>
+                <w:szCs w:val="20"/>
+                <w:lang w:eastAsia="en-GB"/>
+              </w:rPr>
+              <w:t>Child</w:t>
+            </w:r>
+          </w:p>
+        </w:tc>
+      </w:tr>
+      <w:tr>
+        <w:trPr>
+          <w:tblCellSpacing w:w="0" w:type="dxa"/>
+        </w:trPr>
+        <w:tc>
+          <w:tcPr>
+            <w:tcW w:w="0" w:type="auto"/>
+            <w:tcBorders>
+              <w:top w:val="outset" w:sz="6" w:space="0" w:color="auto"/>
+              <w:left w:val="outset" w:sz="6" w:space="0" w:color="auto"/>
+              <w:bottom w:val="outset" w:sz="6" w:space="0" w:color="auto"/>
+              <w:right w:val="outset" w:sz="6" w:space="0" w:color="auto"/>
+            </w:tcBorders>
+            <w:shd w:val="clear" w:color="auto" w:fill="FFFFFF"/>
+            <w:vAlign w:val="center"/>
+            <w:hideMark/>
+          </w:tcPr>
+          <w:p>
+            <w:pPr>
+              <w:spacing w:before="0" w:after="0"/>
+              <w:rPr>
+                <w:rFonts w:ascii="Consolas" w:eastAsia="Times New Roman" w:hAnsi="Consolas" w:cs="Times New Roman"/>
+                <w:color w:val="000000"/>
+                <w:sz w:val="20"/>
+                <w:szCs w:val="20"/>
+                <w:lang w:eastAsia="en-GB"/>
+              </w:rPr>
+            </w:pPr>
+            <w:r>
+              <w:rPr>
+                <w:rFonts w:ascii="Consolas" w:eastAsia="Times New Roman" w:hAnsi="Consolas" w:cs="Times New Roman"/>
+                <w:color w:val="000000"/>
+                <w:sz w:val="20"/>
+                <w:szCs w:val="20"/>
+                <w:lang w:eastAsia="en-GB"/>
+              </w:rPr>
+              <w:t>EJK122</w:t>
+            </w:r>
+          </w:p>
+        </w:tc>
+        <w:tc>
+          <w:tcPr>
+            <w:tcW w:w="0" w:type="auto"/>
+            <w:tcBorders>
+              <w:top w:val="outset" w:sz="6" w:space="0" w:color="auto"/>
+              <w:left w:val="outset" w:sz="6" w:space="0" w:color="auto"/>
+              <w:bottom w:val="outset" w:sz="6" w:space="0" w:color="auto"/>
+              <w:right w:val="outset" w:sz="6" w:space="0" w:color="auto"/>
+            </w:tcBorders>
+            <w:shd w:val="clear" w:color="auto" w:fill="FFFFFF"/>
+            <w:vAlign w:val="center"/>
+            <w:hideMark/>
+          </w:tcPr>
+          <w:p>
+            <w:pPr>
+              <w:spacing w:before="0" w:after="0"/>
+              <w:rPr>
+                <w:rFonts w:ascii="Consolas" w:eastAsia="Times New Roman" w:hAnsi="Consolas" w:cs="Times New Roman"/>
+                <w:color w:val="000000"/>
+                <w:sz w:val="20"/>
+                <w:szCs w:val="20"/>
+                <w:lang w:eastAsia="en-GB"/>
+              </w:rPr>
+            </w:pPr>
+            <w:r>
+              <w:rPr>
+                <w:rFonts w:ascii="Consolas" w:eastAsia="Times New Roman" w:hAnsi="Consolas" w:cs="Times New Roman"/>
+                <w:color w:val="000000"/>
+                <w:sz w:val="20"/>
+                <w:szCs w:val="20"/>
+                <w:lang w:eastAsia="en-GB"/>
+              </w:rPr>
+              <w:t>SP487</w:t>
+            </w:r>
+          </w:p>
+        </w:tc>
+        <w:tc>
+          <w:tcPr>
+            <w:tcW w:w="0" w:type="auto"/>
+            <w:tcBorders>
+              <w:top w:val="outset" w:sz="6" w:space="0" w:color="auto"/>
+              <w:left w:val="outset" w:sz="6" w:space="0" w:color="auto"/>
+              <w:bottom w:val="outset" w:sz="6" w:space="0" w:color="auto"/>
+              <w:right w:val="outset" w:sz="6" w:space="0" w:color="auto"/>
+            </w:tcBorders>
+            <w:shd w:val="clear" w:color="auto" w:fill="FFFFFF"/>
+            <w:vAlign w:val="center"/>
+            <w:hideMark/>
+          </w:tcPr>
+          <w:p>
+            <w:pPr>
+              <w:spacing w:before="0" w:after="0"/>
+              <w:rPr>
+                <w:rFonts w:ascii="Consolas" w:eastAsia="Times New Roman" w:hAnsi="Consolas" w:cs="Times New Roman"/>
+                <w:color w:val="000000"/>
+                <w:sz w:val="20"/>
+                <w:szCs w:val="20"/>
+                <w:lang w:eastAsia="en-GB"/>
+              </w:rPr>
+            </w:pPr>
+            <w:proofErr w:type="spellStart"/>
+            <w:r>
+              <w:rPr>
+                <w:rFonts w:ascii="Consolas" w:eastAsia="Times New Roman" w:hAnsi="Consolas" w:cs="Times New Roman"/>
+                <w:color w:val="000000"/>
+                <w:sz w:val="20"/>
+                <w:szCs w:val="20"/>
+                <w:lang w:eastAsia="en-GB"/>
+              </w:rPr>
+              <w:t>TaShya</w:t>
+            </w:r>
+            <w:proofErr w:type="spellEnd"/>
+          </w:p>
+        </w:tc>
+        <w:tc>
+          <w:tcPr>
+            <w:tcW w:w="0" w:type="auto"/>
+            <w:tcBorders>
+              <w:top w:val="outset" w:sz="6" w:space="0" w:color="auto"/>
+              <w:left w:val="outset" w:sz="6" w:space="0" w:color="auto"/>
+              <w:bottom w:val="outset" w:sz="6" w:space="0" w:color="auto"/>
+              <w:right w:val="outset" w:sz="6" w:space="0" w:color="auto"/>
+            </w:tcBorders>
+            <w:shd w:val="clear" w:color="auto" w:fill="FFFFFF"/>
+            <w:vAlign w:val="center"/>
+            <w:hideMark/>
+          </w:tcPr>
+          <w:p>
+            <w:pPr>
+              <w:spacing w:before="0" w:after="0"/>
+              <w:rPr>
+                <w:rFonts w:ascii="Consolas" w:eastAsia="Times New Roman" w:hAnsi="Consolas" w:cs="Times New Roman"/>
+                <w:color w:val="000000"/>
+                <w:sz w:val="20"/>
+                <w:szCs w:val="20"/>
+                <w:lang w:eastAsia="en-GB"/>
+              </w:rPr>
+            </w:pPr>
+            <w:r>
+              <w:rPr>
+                <w:rFonts w:ascii="Consolas" w:eastAsia="Times New Roman" w:hAnsi="Consolas" w:cs="Times New Roman"/>
+                <w:color w:val="000000"/>
+                <w:sz w:val="20"/>
+                <w:szCs w:val="20"/>
+                <w:lang w:eastAsia="en-GB"/>
+              </w:rPr>
+              <w:t>Kelly</w:t>
+            </w:r>
+          </w:p>
+        </w:tc>
+        <w:tc>
+          <w:tcPr>
+            <w:tcW w:w="0" w:type="auto"/>
+            <w:tcBorders>
+              <w:top w:val="outset" w:sz="6" w:space="0" w:color="auto"/>
+              <w:left w:val="outset" w:sz="6" w:space="0" w:color="auto"/>
+              <w:bottom w:val="outset" w:sz="6" w:space="0" w:color="auto"/>
+              <w:right w:val="outset" w:sz="6" w:space="0" w:color="auto"/>
+            </w:tcBorders>
+            <w:shd w:val="clear" w:color="auto" w:fill="FFFFFF"/>
+            <w:vAlign w:val="center"/>
+            <w:hideMark/>
+          </w:tcPr>
+          <w:p>
+            <w:pPr>
+              <w:spacing w:before="0" w:after="0"/>
+              <w:rPr>
+                <w:rFonts w:ascii="Consolas" w:eastAsia="Times New Roman" w:hAnsi="Consolas" w:cs="Times New Roman"/>
+                <w:color w:val="000000"/>
+                <w:sz w:val="20"/>
+                <w:szCs w:val="20"/>
+                <w:lang w:eastAsia="en-GB"/>
+              </w:rPr>
+            </w:pPr>
+            <w:r>
+              <w:rPr>
+                <w:rFonts w:ascii="Consolas" w:eastAsia="Times New Roman" w:hAnsi="Consolas" w:cs="Times New Roman"/>
+                <w:color w:val="000000"/>
+                <w:sz w:val="20"/>
+                <w:szCs w:val="20"/>
+                <w:lang w:eastAsia="en-GB"/>
+              </w:rPr>
+              <w:t>88 Lorem Avenue</w:t>
+            </w:r>
+          </w:p>
+        </w:tc>
+        <w:tc>
+          <w:tcPr>
+            <w:tcW w:w="0" w:type="auto"/>
+            <w:tcBorders>
+              <w:top w:val="outset" w:sz="6" w:space="0" w:color="auto"/>
+              <w:left w:val="outset" w:sz="6" w:space="0" w:color="auto"/>
+              <w:bottom w:val="outset" w:sz="6" w:space="0" w:color="auto"/>
+              <w:right w:val="outset" w:sz="6" w:space="0" w:color="auto"/>
+            </w:tcBorders>
+            <w:shd w:val="clear" w:color="auto" w:fill="FFFFFF"/>
+            <w:vAlign w:val="center"/>
+            <w:hideMark/>
+          </w:tcPr>
+          <w:p>
+            <w:pPr>
+              <w:spacing w:before="0" w:after="0"/>
+              <w:rPr>
+                <w:rFonts w:ascii="Consolas" w:eastAsia="Times New Roman" w:hAnsi="Consolas" w:cs="Times New Roman"/>
+                <w:color w:val="000000"/>
+                <w:sz w:val="20"/>
+                <w:szCs w:val="20"/>
+                <w:lang w:eastAsia="en-GB"/>
+              </w:rPr>
+            </w:pPr>
+            <w:r>
+              <w:rPr>
+                <w:rFonts w:ascii="Consolas" w:eastAsia="Times New Roman" w:hAnsi="Consolas" w:cs="Times New Roman"/>
+                <w:color w:val="000000"/>
+                <w:sz w:val="20"/>
+                <w:szCs w:val="20"/>
+                <w:lang w:eastAsia="en-GB"/>
+              </w:rPr>
+              <w:t>Brockton</w:t>
+            </w:r>
+          </w:p>
+        </w:tc>
+        <w:tc>
+          <w:tcPr>
+            <w:tcW w:w="0" w:type="auto"/>
+            <w:tcBorders>
+              <w:top w:val="outset" w:sz="6" w:space="0" w:color="auto"/>
+              <w:left w:val="outset" w:sz="6" w:space="0" w:color="auto"/>
+              <w:bottom w:val="outset" w:sz="6" w:space="0" w:color="auto"/>
+              <w:right w:val="outset" w:sz="6" w:space="0" w:color="auto"/>
+            </w:tcBorders>
+            <w:shd w:val="clear" w:color="auto" w:fill="FFFFFF"/>
+            <w:vAlign w:val="center"/>
+            <w:hideMark/>
+          </w:tcPr>
+          <w:p>
+            <w:pPr>
+              <w:spacing w:before="0" w:after="0"/>
+              <w:rPr>
+                <w:rFonts w:ascii="Consolas" w:eastAsia="Times New Roman" w:hAnsi="Consolas" w:cs="Times New Roman"/>
+                <w:color w:val="000000"/>
+                <w:sz w:val="20"/>
+                <w:szCs w:val="20"/>
+                <w:lang w:eastAsia="en-GB"/>
+              </w:rPr>
+            </w:pPr>
+            <w:r>
+              <w:rPr>
+                <w:rFonts w:ascii="Consolas" w:eastAsia="Times New Roman" w:hAnsi="Consolas" w:cs="Times New Roman"/>
+                <w:color w:val="000000"/>
+                <w:sz w:val="20"/>
+                <w:szCs w:val="20"/>
+                <w:lang w:eastAsia="en-GB"/>
+              </w:rPr>
+              <w:t>H9 5AK</w:t>
+            </w:r>
+          </w:p>
+        </w:tc>
+        <w:tc>
+          <w:tcPr>
+            <w:tcW w:w="0" w:type="auto"/>
+            <w:tcBorders>
+              <w:top w:val="outset" w:sz="6" w:space="0" w:color="auto"/>
+              <w:left w:val="outset" w:sz="6" w:space="0" w:color="auto"/>
+              <w:bottom w:val="outset" w:sz="6" w:space="0" w:color="auto"/>
+              <w:right w:val="outset" w:sz="6" w:space="0" w:color="auto"/>
+            </w:tcBorders>
+            <w:shd w:val="clear" w:color="auto" w:fill="FFFFFF"/>
+            <w:vAlign w:val="center"/>
+            <w:hideMark/>
+          </w:tcPr>
+          <w:p>
+            <w:pPr>
+              <w:spacing w:before="0" w:after="0"/>
+              <w:rPr>
+                <w:rFonts w:ascii="Consolas" w:eastAsia="Times New Roman" w:hAnsi="Consolas" w:cs="Times New Roman"/>
+                <w:color w:val="000000"/>
+                <w:sz w:val="20"/>
+                <w:szCs w:val="20"/>
+                <w:lang w:eastAsia="en-GB"/>
+              </w:rPr>
+            </w:pPr>
+            <w:r>
+              <w:rPr>
+                <w:rFonts w:ascii="Consolas" w:eastAsia="Times New Roman" w:hAnsi="Consolas" w:cs="Times New Roman"/>
+                <w:color w:val="000000"/>
+                <w:sz w:val="20"/>
+                <w:szCs w:val="20"/>
+                <w:lang w:eastAsia="en-GB"/>
+              </w:rPr>
+              <w:t>1986-11-14</w:t>
+            </w:r>
+          </w:p>
+        </w:tc>
+        <w:tc>
+          <w:tcPr>
+            <w:tcW w:w="0" w:type="auto"/>
+            <w:tcBorders>
+              <w:top w:val="outset" w:sz="6" w:space="0" w:color="auto"/>
+              <w:left w:val="outset" w:sz="6" w:space="0" w:color="auto"/>
+              <w:bottom w:val="outset" w:sz="6" w:space="0" w:color="auto"/>
+              <w:right w:val="outset" w:sz="6" w:space="0" w:color="auto"/>
+            </w:tcBorders>
+            <w:shd w:val="clear" w:color="auto" w:fill="FFFFFF"/>
+            <w:vAlign w:val="center"/>
+            <w:hideMark/>
+          </w:tcPr>
+          <w:p>
+            <w:pPr>
+              <w:spacing w:before="0" w:after="0"/>
+              <w:rPr>
+                <w:rFonts w:ascii="Consolas" w:eastAsia="Times New Roman" w:hAnsi="Consolas" w:cs="Times New Roman"/>
+                <w:color w:val="000000"/>
+                <w:sz w:val="20"/>
+                <w:szCs w:val="20"/>
+                <w:lang w:eastAsia="en-GB"/>
+              </w:rPr>
+            </w:pPr>
+            <w:r>
+              <w:rPr>
+                <w:rFonts w:ascii="Consolas" w:eastAsia="Times New Roman" w:hAnsi="Consolas" w:cs="Times New Roman"/>
+                <w:color w:val="000000"/>
+                <w:sz w:val="20"/>
+                <w:szCs w:val="20"/>
+                <w:lang w:eastAsia="en-GB"/>
+              </w:rPr>
+              <w:t>12</w:t>
+            </w:r>
+          </w:p>
+        </w:tc>
+        <w:tc>
+          <w:tcPr>
+            <w:tcW w:w="0" w:type="auto"/>
+            <w:tcBorders>
+              <w:top w:val="outset" w:sz="6" w:space="0" w:color="auto"/>
+              <w:left w:val="outset" w:sz="6" w:space="0" w:color="auto"/>
+              <w:bottom w:val="outset" w:sz="6" w:space="0" w:color="auto"/>
+              <w:right w:val="outset" w:sz="6" w:space="0" w:color="auto"/>
+            </w:tcBorders>
+            <w:shd w:val="clear" w:color="auto" w:fill="FFFFFF"/>
+            <w:vAlign w:val="center"/>
+            <w:hideMark/>
+          </w:tcPr>
+          <w:p>
+            <w:pPr>
+              <w:spacing w:before="0" w:after="0"/>
+              <w:rPr>
+                <w:rFonts w:ascii="Consolas" w:eastAsia="Times New Roman" w:hAnsi="Consolas" w:cs="Times New Roman"/>
+                <w:color w:val="000000"/>
+                <w:sz w:val="20"/>
+                <w:szCs w:val="20"/>
+                <w:lang w:eastAsia="en-GB"/>
+              </w:rPr>
+            </w:pPr>
+            <w:r>
+              <w:rPr>
+                <w:rFonts w:ascii="Consolas" w:eastAsia="Times New Roman" w:hAnsi="Consolas" w:cs="Times New Roman"/>
+                <w:color w:val="000000"/>
+                <w:sz w:val="20"/>
+                <w:szCs w:val="20"/>
+                <w:lang w:eastAsia="en-GB"/>
+              </w:rPr>
+              <w:t>F</w:t>
+            </w:r>
+          </w:p>
+        </w:tc>
+        <w:tc>
+          <w:tcPr>
+            <w:tcW w:w="0" w:type="auto"/>
+            <w:tcBorders>
+              <w:top w:val="outset" w:sz="6" w:space="0" w:color="auto"/>
+              <w:left w:val="outset" w:sz="6" w:space="0" w:color="auto"/>
+              <w:bottom w:val="outset" w:sz="6" w:space="0" w:color="auto"/>
+              <w:right w:val="outset" w:sz="6" w:space="0" w:color="auto"/>
+            </w:tcBorders>
+            <w:shd w:val="clear" w:color="auto" w:fill="FFFFFF"/>
+            <w:vAlign w:val="center"/>
+            <w:hideMark/>
+          </w:tcPr>
+          <w:p>
+            <w:pPr>
+              <w:spacing w:before="0" w:after="0"/>
+              <w:rPr>
+                <w:rFonts w:ascii="Consolas" w:eastAsia="Times New Roman" w:hAnsi="Consolas" w:cs="Times New Roman"/>
+                <w:color w:val="000000"/>
+                <w:sz w:val="20"/>
+                <w:szCs w:val="20"/>
+                <w:lang w:eastAsia="en-GB"/>
+              </w:rPr>
+            </w:pPr>
+            <w:r>
+              <w:rPr>
+                <w:rFonts w:ascii="Consolas" w:eastAsia="Times New Roman" w:hAnsi="Consolas" w:cs="Times New Roman"/>
+                <w:color w:val="000000"/>
+                <w:sz w:val="20"/>
+                <w:szCs w:val="20"/>
+                <w:lang w:eastAsia="en-GB"/>
+              </w:rPr>
+              <w:t>Adult</w:t>
+            </w:r>
+          </w:p>
+        </w:tc>
+      </w:tr>
+    </w:tbl>
     <w:p>
       <w:pPr>
         <w:pStyle w:val="ListParagraph"/>
@@ -7756,64 +10431,6 @@
           <w:rFonts w:ascii="Consolas" w:hAnsi="Consolas"/>
           <w:sz w:val="28"/>
         </w:rPr>
-        <w:t>UPDATE Member</w:t>
-      </w:r>
-    </w:p>
-    <w:p>
-      <w:pPr>
-        <w:spacing w:before="0" w:after="0"/>
-        <w:ind w:left="567"/>
-        <w:rPr>
-          <w:rFonts w:ascii="Consolas" w:hAnsi="Consolas"/>
-          <w:sz w:val="28"/>
-        </w:rPr>
-      </w:pPr>
-      <w:r>
-        <w:rPr>
-          <w:rFonts w:ascii="Consolas" w:hAnsi="Consolas"/>
-          <w:sz w:val="28"/>
-        </w:rPr>
-        <w:t xml:space="preserve">    SET renew = 11</w:t>
-      </w:r>
-    </w:p>
-    <w:p>
-      <w:pPr>
-        <w:spacing w:before="0" w:after="0"/>
-        <w:ind w:left="567"/>
-        <w:rPr>
-          <w:rFonts w:ascii="Consolas" w:hAnsi="Consolas"/>
-          <w:sz w:val="28"/>
-        </w:rPr>
-      </w:pPr>
-      <w:r>
-        <w:rPr>
-          <w:rFonts w:ascii="Consolas" w:hAnsi="Consolas"/>
-          <w:sz w:val="28"/>
-        </w:rPr>
-        <w:t xml:space="preserve">    WHERE renew = 12;</w:t>
-      </w:r>
-    </w:p>
-    <w:p>
-      <w:pPr>
-        <w:pStyle w:val="ListParagraph"/>
-        <w:keepNext/>
-        <w:ind w:left="567" w:hanging="567"/>
-      </w:pPr>
-    </w:p>
-    <w:p>
-      <w:pPr>
-        <w:spacing w:before="0" w:after="0"/>
-        <w:ind w:left="567"/>
-        <w:rPr>
-          <w:rFonts w:ascii="Consolas" w:hAnsi="Consolas"/>
-          <w:sz w:val="28"/>
-        </w:rPr>
-      </w:pPr>
-      <w:r>
-        <w:rPr>
-          <w:rFonts w:ascii="Consolas" w:hAnsi="Consolas"/>
-          <w:sz w:val="28"/>
-        </w:rPr>
         <w:t xml:space="preserve">SELECT </w:t>
       </w:r>
       <w:proofErr w:type="spellStart"/>
@@ -7854,7 +10471,14 @@
           <w:rFonts w:ascii="Consolas" w:hAnsi="Consolas"/>
           <w:sz w:val="28"/>
         </w:rPr>
-        <w:t>LastName</w:t>
+        <w:t>l</w:t>
+      </w:r>
+      <w:r>
+        <w:rPr>
+          <w:rFonts w:ascii="Consolas" w:hAnsi="Consolas"/>
+          <w:sz w:val="28"/>
+        </w:rPr>
+        <w:t>astName</w:t>
       </w:r>
       <w:proofErr w:type="spellEnd"/>
     </w:p>
@@ -9948,6 +12572,16 @@
     </w:p>
     <w:p>
       <w:pPr>
+        <w:spacing w:before="0" w:after="160" w:line="259" w:lineRule="auto"/>
+      </w:pPr>
+      <w:r>
+        <w:br w:type="page"/>
+      </w:r>
+      <w:bookmarkStart w:id="0" w:name="_GoBack"/>
+      <w:bookmarkEnd w:id="0"/>
+    </w:p>
+    <w:p>
+      <w:pPr>
         <w:pStyle w:val="ListParagraph"/>
         <w:ind w:left="567" w:hanging="567"/>
       </w:pPr>
@@ -9990,7 +12624,14 @@
           <w:rFonts w:ascii="Consolas" w:hAnsi="Consolas"/>
           <w:sz w:val="28"/>
         </w:rPr>
-        <w:t>LastName</w:t>
+        <w:t>l</w:t>
+      </w:r>
+      <w:r>
+        <w:rPr>
+          <w:rFonts w:ascii="Consolas" w:hAnsi="Consolas"/>
+          <w:sz w:val="28"/>
+        </w:rPr>
+        <w:t>astName</w:t>
       </w:r>
       <w:proofErr w:type="spellEnd"/>
       <w:r>
@@ -10760,7 +13401,14 @@
           <w:rFonts w:ascii="Consolas" w:hAnsi="Consolas"/>
           <w:sz w:val="28"/>
         </w:rPr>
-        <w:t>LastName</w:t>
+        <w:t>l</w:t>
+      </w:r>
+      <w:r>
+        <w:rPr>
+          <w:rFonts w:ascii="Consolas" w:hAnsi="Consolas"/>
+          <w:sz w:val="28"/>
+        </w:rPr>
+        <w:t>astName</w:t>
       </w:r>
       <w:proofErr w:type="spellEnd"/>
       <w:r>
@@ -10892,7 +13540,6 @@
                 <w:szCs w:val="24"/>
                 <w:lang w:eastAsia="en-GB"/>
               </w:rPr>
-              <w:lastRenderedPageBreak/>
               <w:t>firstName</w:t>
             </w:r>
             <w:proofErr w:type="spellEnd"/>
